--- a/Docs/ForTheBlind/TurtleBrailleUserGuide.docx
+++ b/Docs/ForTheBlind/TurtleBrailleUserGuide.docx
@@ -1,6 +1,6 @@
 
 <file path=word/document.xml><?xml version="1.0" encoding="utf-8"?>
-<w:document xmlns:wpc="http://schemas.microsoft.com/office/word/2010/wordprocessingCanvas" xmlns:cx="http://schemas.microsoft.com/office/drawing/2014/chartex" xmlns:cx1="http://schemas.microsoft.com/office/drawing/2015/9/8/chartex" xmlns:cx2="http://schemas.microsoft.com/office/drawing/2015/10/21/chartex" xmlns:cx3="http://schemas.microsoft.com/office/drawing/2016/5/9/chartex" xmlns:cx4="http://schemas.microsoft.com/office/drawing/2016/5/10/chartex" xmlns:cx5="http://schemas.microsoft.com/office/drawing/2016/5/11/chartex" xmlns:cx6="http://schemas.microsoft.com/office/drawing/2016/5/12/chartex" xmlns:cx7="http://schemas.microsoft.com/office/drawing/2016/5/13/chartex" xmlns:cx8="http://schemas.microsoft.com/office/drawing/2016/5/14/chartex" xmlns:mc="http://schemas.openxmlformats.org/markup-compatibility/2006" xmlns:aink="http://schemas.microsoft.com/office/drawing/2016/ink" xmlns:am3d="http://schemas.microsoft.com/office/drawing/2017/model3d" xmlns:o="urn:schemas-microsoft-com:office:office" xmlns:oel="http://schemas.microsoft.com/office/2019/extlst" xmlns:r="http://schemas.openxmlformats.org/officeDocument/2006/relationships" xmlns:m="http://schemas.openxmlformats.org/officeDocument/2006/math" xmlns:v="urn:schemas-microsoft-com:vml" xmlns:wp14="http://schemas.microsoft.com/office/word/2010/wordprocessingDrawing" xmlns:wp="http://schemas.openxmlformats.org/drawingml/2006/wordprocessingDrawing" xmlns:w10="urn:schemas-microsoft-com:office:word" xmlns:w="http://schemas.openxmlformats.org/wordprocessingml/2006/main" xmlns:w14="http://schemas.microsoft.com/office/word/2010/wordml" xmlns:w15="http://schemas.microsoft.com/office/word/2012/wordml" xmlns:w16cex="http://schemas.microsoft.com/office/word/2018/wordml/cex" xmlns:w16cid="http://schemas.microsoft.com/office/word/2016/wordml/cid" xmlns:w16="http://schemas.microsoft.com/office/word/2018/wordml" xmlns:w16sdtdh="http://schemas.microsoft.com/office/word/2020/wordml/sdtdatahash" xmlns:w16se="http://schemas.microsoft.com/office/word/2015/wordml/symex" xmlns:wpg="http://schemas.microsoft.com/office/word/2010/wordprocessingGroup" xmlns:wpi="http://schemas.microsoft.com/office/word/2010/wordprocessingInk" xmlns:wne="http://schemas.microsoft.com/office/word/2006/wordml" xmlns:wps="http://schemas.microsoft.com/office/word/2010/wordprocessingShape" mc:Ignorable="w14 w15 w16se w16cid w16 w16cex w16sdtdh wp14">
+<w:document xmlns:wpc="http://schemas.microsoft.com/office/word/2010/wordprocessingCanvas" xmlns:cx="http://schemas.microsoft.com/office/drawing/2014/chartex" xmlns:cx1="http://schemas.microsoft.com/office/drawing/2015/9/8/chartex" xmlns:cx2="http://schemas.microsoft.com/office/drawing/2015/10/21/chartex" xmlns:cx3="http://schemas.microsoft.com/office/drawing/2016/5/9/chartex" xmlns:cx4="http://schemas.microsoft.com/office/drawing/2016/5/10/chartex" xmlns:cx5="http://schemas.microsoft.com/office/drawing/2016/5/11/chartex" xmlns:cx6="http://schemas.microsoft.com/office/drawing/2016/5/12/chartex" xmlns:cx7="http://schemas.microsoft.com/office/drawing/2016/5/13/chartex" xmlns:cx8="http://schemas.microsoft.com/office/drawing/2016/5/14/chartex" xmlns:mc="http://schemas.openxmlformats.org/markup-compatibility/2006" xmlns:aink="http://schemas.microsoft.com/office/drawing/2016/ink" xmlns:am3d="http://schemas.microsoft.com/office/drawing/2017/model3d" xmlns:o="urn:schemas-microsoft-com:office:office" xmlns:oel="http://schemas.microsoft.com/office/2019/extlst" xmlns:r="http://schemas.openxmlformats.org/officeDocument/2006/relationships" xmlns:m="http://schemas.openxmlformats.org/officeDocument/2006/math" xmlns:v="urn:schemas-microsoft-com:vml" xmlns:wp14="http://schemas.microsoft.com/office/word/2010/wordprocessingDrawing" xmlns:wp="http://schemas.openxmlformats.org/drawingml/2006/wordprocessingDrawing" xmlns:w10="urn:schemas-microsoft-com:office:word" xmlns:w="http://schemas.openxmlformats.org/wordprocessingml/2006/main" xmlns:w14="http://schemas.microsoft.com/office/word/2010/wordml" xmlns:w15="http://schemas.microsoft.com/office/word/2012/wordml" xmlns:w16cex="http://schemas.microsoft.com/office/word/2018/wordml/cex" xmlns:w16cid="http://schemas.microsoft.com/office/word/2016/wordml/cid" xmlns:w16="http://schemas.microsoft.com/office/word/2018/wordml" xmlns:w16du="http://schemas.microsoft.com/office/word/2023/wordml/word16du" xmlns:w16sdtdh="http://schemas.microsoft.com/office/word/2020/wordml/sdtdatahash" xmlns:w16sdtfl="http://schemas.microsoft.com/office/word/2024/wordml/sdtformatlock" xmlns:w16se="http://schemas.microsoft.com/office/word/2015/wordml/symex" xmlns:wpg="http://schemas.microsoft.com/office/word/2010/wordprocessingGroup" xmlns:wpi="http://schemas.microsoft.com/office/word/2010/wordprocessingInk" xmlns:wne="http://schemas.microsoft.com/office/word/2006/wordml" xmlns:wps="http://schemas.microsoft.com/office/word/2010/wordprocessingShape" mc:Ignorable="w14 w15 w16se w16cid w16 w16cex w16sdtdh w16sdtfl w16du wp14">
   <w:body>
     <w:p>
       <w:pPr>
@@ -1743,7 +1743,7 @@
           <w:noProof/>
         </w:rPr>
         <w:drawing>
-          <wp:inline distT="0" distB="0" distL="0" distR="0" wp14:anchorId="117BE600" wp14:editId="0EE5868A">
+          <wp:inline distT="0" distB="0" distL="0" distR="0" wp14:anchorId="117BE600" wp14:editId="69A0B153">
             <wp:extent cx="5943600" cy="5158105"/>
             <wp:effectExtent l="0" t="0" r="0" b="0"/>
             <wp:docPr id="3" name="Picture 3"/>
@@ -4713,11 +4713,7 @@
         <w:t>from</w:t>
       </w:r>
       <w:r>
-        <w:t xml:space="preserve"> turtle_braille_</w:t>
-      </w:r>
-      <w:proofErr w:type="gramStart"/>
-      <w:r>
-        <w:t xml:space="preserve">link  </w:t>
+        <w:t xml:space="preserve"> turtle_braille_link  </w:t>
       </w:r>
       <w:r>
         <w:rPr>
@@ -4725,7 +4721,6 @@
         </w:rPr>
         <w:t>import</w:t>
       </w:r>
-      <w:proofErr w:type="gramEnd"/>
       <w:r>
         <w:t xml:space="preserve"> *</w:t>
       </w:r>
@@ -4838,15 +4833,7 @@
         <w:t xml:space="preserve">  </w:t>
       </w:r>
       <w:r>
-        <w:t xml:space="preserve">    </w:t>
-      </w:r>
-      <w:proofErr w:type="gramStart"/>
-      <w:r>
-        <w:t>sys.path</w:t>
-      </w:r>
-      <w:proofErr w:type="gramEnd"/>
-      <w:r>
-        <w:t>.append(dir_check)</w:t>
+        <w:t xml:space="preserve">    sys.path.append(dir_check)</w:t>
       </w:r>
     </w:p>
     <w:p>
@@ -5011,15 +4998,7 @@
         <w:t>bd</w:t>
       </w:r>
       <w:r>
-        <w:t xml:space="preserve"> = </w:t>
-      </w:r>
-      <w:proofErr w:type="gramStart"/>
-      <w:r>
-        <w:t>BrailleDisplay(</w:t>
-      </w:r>
-      <w:proofErr w:type="gramEnd"/>
-      <w:r>
-        <w:t>win_width=</w:t>
+        <w:t xml:space="preserve"> = BrailleDisplay(win_width=</w:t>
       </w:r>
       <w:r>
         <w:rPr>
@@ -5124,7 +5103,6 @@
         </w:rPr>
         <w:t xml:space="preserve"> </w:t>
       </w:r>
-      <w:proofErr w:type="gramStart"/>
       <w:r>
         <w:rPr>
           <w:rFonts w:ascii="Consolas" w:hAnsi="Consolas" w:cs="Consolas"/>
@@ -5143,17 +5121,7 @@
           <w:sz w:val="28"/>
           <w:szCs w:val="28"/>
         </w:rPr>
-        <w:t>(</w:t>
-      </w:r>
-      <w:proofErr w:type="gramEnd"/>
-      <w:r>
-        <w:rPr>
-          <w:rFonts w:ascii="Consolas" w:hAnsi="Consolas" w:cs="Consolas"/>
-          <w:color w:val="000000"/>
-          <w:sz w:val="28"/>
-          <w:szCs w:val="28"/>
-        </w:rPr>
-        <w:t>):</w:t>
+        <w:t>():</w:t>
       </w:r>
     </w:p>
     <w:p>
@@ -5191,29 +5159,7 @@
           <w:sz w:val="28"/>
           <w:szCs w:val="28"/>
         </w:rPr>
-        <w:t xml:space="preserve"> </w:t>
-      </w:r>
-      <w:proofErr w:type="spellStart"/>
-      <w:proofErr w:type="gramStart"/>
-      <w:r>
-        <w:rPr>
-          <w:rFonts w:ascii="Consolas" w:hAnsi="Consolas" w:cs="Consolas"/>
-          <w:color w:val="000000"/>
-          <w:sz w:val="28"/>
-          <w:szCs w:val="28"/>
-        </w:rPr>
-        <w:t>bd.mainloop</w:t>
-      </w:r>
-      <w:proofErr w:type="spellEnd"/>
-      <w:proofErr w:type="gramEnd"/>
-      <w:r>
-        <w:rPr>
-          <w:rFonts w:ascii="Consolas" w:hAnsi="Consolas" w:cs="Consolas"/>
-          <w:color w:val="000000"/>
-          <w:sz w:val="28"/>
-          <w:szCs w:val="28"/>
-        </w:rPr>
-        <w:t>()</w:t>
+        <w:t xml:space="preserve"> bd.mainloop()</w:t>
       </w:r>
     </w:p>
     <w:p>
@@ -5244,7 +5190,6 @@
         </w:rPr>
         <w:t xml:space="preserve"> </w:t>
       </w:r>
-      <w:proofErr w:type="gramStart"/>
       <w:r>
         <w:rPr>
           <w:rFonts w:ascii="Consolas" w:hAnsi="Consolas" w:cs="Consolas"/>
@@ -5263,17 +5208,7 @@
           <w:sz w:val="28"/>
           <w:szCs w:val="28"/>
         </w:rPr>
-        <w:t>(</w:t>
-      </w:r>
-      <w:proofErr w:type="gramEnd"/>
-      <w:r>
-        <w:rPr>
-          <w:rFonts w:ascii="Consolas" w:hAnsi="Consolas" w:cs="Consolas"/>
-          <w:color w:val="000000"/>
-          <w:sz w:val="28"/>
-          <w:szCs w:val="28"/>
-        </w:rPr>
-        <w:t>):</w:t>
+        <w:t>():</w:t>
       </w:r>
     </w:p>
     <w:p>
@@ -5311,29 +5246,7 @@
           <w:sz w:val="28"/>
           <w:szCs w:val="28"/>
         </w:rPr>
-        <w:t xml:space="preserve"> </w:t>
-      </w:r>
-      <w:proofErr w:type="spellStart"/>
-      <w:proofErr w:type="gramStart"/>
-      <w:r>
-        <w:rPr>
-          <w:rFonts w:ascii="Consolas" w:hAnsi="Consolas" w:cs="Consolas"/>
-          <w:color w:val="000000"/>
-          <w:sz w:val="28"/>
-          <w:szCs w:val="28"/>
-        </w:rPr>
-        <w:t>bd.done</w:t>
-      </w:r>
-      <w:proofErr w:type="spellEnd"/>
-      <w:proofErr w:type="gramEnd"/>
-      <w:r>
-        <w:rPr>
-          <w:rFonts w:ascii="Consolas" w:hAnsi="Consolas" w:cs="Consolas"/>
-          <w:color w:val="000000"/>
-          <w:sz w:val="28"/>
-          <w:szCs w:val="28"/>
-        </w:rPr>
-        <w:t>()</w:t>
+        <w:t xml:space="preserve"> bd.done()</w:t>
       </w:r>
     </w:p>
     <w:p>
@@ -5362,7 +5275,6 @@
         <w:pStyle w:val="code"/>
         <w:framePr w:wrap="notBeside"/>
       </w:pPr>
-      <w:proofErr w:type="gramStart"/>
       <w:r>
         <w:rPr>
           <w:shd w:val="clear" w:color="auto" w:fill="FFFF96"/>
@@ -5375,7 +5287,6 @@
         </w:rPr>
         <w:t>(</w:t>
       </w:r>
-      <w:proofErr w:type="gramEnd"/>
       <w:r>
         <w:rPr>
           <w:color w:val="800000"/>
@@ -5435,13 +5346,8 @@
           <w:numId w:val="6"/>
         </w:numPr>
       </w:pPr>
-      <w:proofErr w:type="gramStart"/>
-      <w:r>
-        <w:t>forward(</w:t>
-      </w:r>
-      <w:proofErr w:type="gramEnd"/>
-      <w:r>
-        <w:t>) – move pen forward specified amount, drawing a line.</w:t>
+      <w:r>
+        <w:t>forward() – move pen forward specified amount, drawing a line.</w:t>
       </w:r>
     </w:p>
     <w:p>
@@ -5452,13 +5358,8 @@
           <w:numId w:val="6"/>
         </w:numPr>
       </w:pPr>
-      <w:proofErr w:type="gramStart"/>
-      <w:r>
-        <w:t>right(</w:t>
-      </w:r>
-      <w:proofErr w:type="gramEnd"/>
-      <w:r>
-        <w:t>) – turn right specified number of degrees.</w:t>
+      <w:r>
+        <w:t>right() – turn right specified number of degrees.</w:t>
       </w:r>
     </w:p>
     <w:p>
@@ -5469,13 +5370,8 @@
           <w:numId w:val="6"/>
         </w:numPr>
       </w:pPr>
-      <w:proofErr w:type="gramStart"/>
-      <w:r>
-        <w:t>done(</w:t>
-      </w:r>
-      <w:proofErr w:type="gramEnd"/>
-      <w:r>
-        <w:t>) – complete drawing, continue display till done.</w:t>
+      <w:r>
+        <w:t>done() – complete drawing, continue display till done.</w:t>
       </w:r>
     </w:p>
     <w:bookmarkEnd w:id="8"/>
@@ -5547,31 +5443,7 @@
         <w:t>3</w:t>
       </w:r>
       <w:r>
-        <w:t xml:space="preserve">: User program calls </w:t>
-      </w:r>
-      <w:proofErr w:type="gramStart"/>
-      <w:r>
-        <w:t>done(</w:t>
-      </w:r>
-      <w:proofErr w:type="gramEnd"/>
-      <w:r>
-        <w:t xml:space="preserve">) which calls  </w:t>
-      </w:r>
-      <w:proofErr w:type="spellStart"/>
-      <w:r>
-        <w:t>BrailleDisplay.mainloop</w:t>
-      </w:r>
-      <w:proofErr w:type="spellEnd"/>
-      <w:r>
-        <w:t xml:space="preserve">() which calls </w:t>
-      </w:r>
-      <w:proofErr w:type="spellStart"/>
-      <w:r>
-        <w:t>BrailleDisplay.dislpa</w:t>
-      </w:r>
-      <w:proofErr w:type="spellEnd"/>
-      <w:r>
-        <w:t>y()</w:t>
+        <w:t>: User program calls done() which calls  BrailleDisplay.mainloop() which calls BrailleDisplay.dislpay()</w:t>
       </w:r>
     </w:p>
     <w:p>
@@ -5606,15 +5478,7 @@
         <w:t xml:space="preserve">    def</w:t>
       </w:r>
       <w:r>
-        <w:t xml:space="preserve"> __init_</w:t>
-      </w:r>
-      <w:proofErr w:type="gramStart"/>
-      <w:r>
-        <w:t>_(</w:t>
-      </w:r>
-      <w:proofErr w:type="gramEnd"/>
-      <w:r>
-        <w:t xml:space="preserve">self, </w:t>
+        <w:t xml:space="preserve"> __init__(self, </w:t>
       </w:r>
       <w:r>
         <w:rPr>
@@ -5653,21 +5517,12 @@
       <w:r>
         <w:t xml:space="preserve">    </w:t>
       </w:r>
-      <w:proofErr w:type="gramStart"/>
       <w:r>
         <w:rPr>
           <w:i/>
           <w:iCs/>
         </w:rPr>
-        <w:t>self.tu</w:t>
-      </w:r>
-      <w:proofErr w:type="gramEnd"/>
-      <w:r>
-        <w:rPr>
-          <w:i/>
-          <w:iCs/>
-        </w:rPr>
-        <w:t>_screen = tur.Screen()</w:t>
+        <w:t>self.tu_screen = tur.Screen()</w:t>
       </w:r>
     </w:p>
     <w:p>
@@ -5769,21 +5624,40 @@
       <w:r>
         <w:t xml:space="preserve">        </w:t>
       </w:r>
-      <w:proofErr w:type="gramStart"/>
       <w:r>
         <w:rPr>
           <w:i/>
           <w:iCs/>
         </w:rPr>
-        <w:t>self.mainloop</w:t>
-      </w:r>
-      <w:proofErr w:type="gramEnd"/>
+        <w:t>self.mainloop()</w:t>
+      </w:r>
+    </w:p>
+    <w:p>
+      <w:pPr>
+        <w:pStyle w:val="code"/>
+        <w:framePr w:wrap="notBeside"/>
+      </w:pPr>
+    </w:p>
+    <w:p>
+      <w:pPr>
+        <w:pStyle w:val="code"/>
+        <w:framePr w:wrap="notBeside"/>
+      </w:pPr>
+      <w:r>
+        <w:rPr>
+          <w:color w:val="0000FF"/>
+        </w:rPr>
+        <w:t xml:space="preserve">    def</w:t>
+      </w:r>
+      <w:r>
+        <w:t xml:space="preserve"> mainloop(</w:t>
+      </w:r>
       <w:r>
         <w:rPr>
           <w:i/>
           <w:iCs/>
         </w:rPr>
-        <w:t>()</w:t>
+        <w:t>self):</w:t>
       </w:r>
     </w:p>
     <w:p>
@@ -5791,56 +5665,12 @@
         <w:pStyle w:val="code"/>
         <w:framePr w:wrap="notBeside"/>
       </w:pPr>
-    </w:p>
-    <w:p>
-      <w:pPr>
-        <w:pStyle w:val="code"/>
-        <w:framePr w:wrap="notBeside"/>
-      </w:pPr>
-      <w:r>
-        <w:rPr>
-          <w:color w:val="0000FF"/>
-        </w:rPr>
-        <w:t xml:space="preserve">    def</w:t>
-      </w:r>
-      <w:r>
-        <w:t xml:space="preserve"> mainloop(</w:t>
-      </w:r>
       <w:r>
         <w:rPr>
           <w:i/>
           <w:iCs/>
         </w:rPr>
-        <w:t>self):</w:t>
-      </w:r>
-    </w:p>
-    <w:p>
-      <w:pPr>
-        <w:pStyle w:val="code"/>
-        <w:framePr w:wrap="notBeside"/>
-      </w:pPr>
-      <w:r>
-        <w:rPr>
-          <w:i/>
-          <w:iCs/>
-        </w:rPr>
-        <w:t xml:space="preserve">        </w:t>
-      </w:r>
-      <w:proofErr w:type="gramStart"/>
-      <w:r>
-        <w:rPr>
-          <w:i/>
-          <w:iCs/>
-        </w:rPr>
-        <w:t>self.display</w:t>
-      </w:r>
-      <w:proofErr w:type="gramEnd"/>
-      <w:r>
-        <w:rPr>
-          <w:i/>
-          <w:iCs/>
-        </w:rPr>
-        <w:t>(title=title,</w:t>
+        <w:t xml:space="preserve">        self.display(title=title,</w:t>
       </w:r>
       <w:r>
         <w:rPr>
@@ -5882,15 +5712,7 @@
         <w:pStyle w:val="Flowtitleline"/>
       </w:pPr>
       <w:r>
-        <w:t xml:space="preserve">4: </w:t>
-      </w:r>
-      <w:proofErr w:type="gramStart"/>
-      <w:r>
-        <w:t>display(</w:t>
-      </w:r>
-      <w:proofErr w:type="gramEnd"/>
-      <w:r>
-        <w:t>) sets up displays.</w:t>
+        <w:t>4: display() sets up displays.</w:t>
       </w:r>
     </w:p>
     <w:p>
@@ -5922,15 +5744,7 @@
         <w:framePr w:wrap="notBeside"/>
       </w:pPr>
       <w:r>
-        <w:t xml:space="preserve">def </w:t>
-      </w:r>
-      <w:proofErr w:type="gramStart"/>
-      <w:r>
-        <w:t>display(</w:t>
-      </w:r>
-      <w:proofErr w:type="gramEnd"/>
-      <w:r>
-        <w:t>self, …args):</w:t>
+        <w:t>def display(self, …args):</w:t>
       </w:r>
     </w:p>
     <w:p>
@@ -5948,15 +5762,7 @@
         <w:framePr w:wrap="notBeside"/>
       </w:pPr>
       <w:r>
-        <w:t xml:space="preserve">    tu_canvas = </w:t>
-      </w:r>
-      <w:proofErr w:type="gramStart"/>
-      <w:r>
-        <w:t>self.tu</w:t>
-      </w:r>
-      <w:proofErr w:type="gramEnd"/>
-      <w:r>
-        <w:t>_screen.getcanvas()</w:t>
+        <w:t xml:space="preserve">    tu_canvas = self.tu_screen.getcanvas()</w:t>
       </w:r>
     </w:p>
     <w:p>
@@ -5965,15 +5771,7 @@
         <w:framePr w:wrap="notBeside"/>
       </w:pPr>
       <w:r>
-        <w:t xml:space="preserve">    </w:t>
-      </w:r>
-      <w:proofErr w:type="gramStart"/>
-      <w:r>
-        <w:t>self.canvas</w:t>
-      </w:r>
-      <w:proofErr w:type="gramEnd"/>
-      <w:r>
-        <w:t>_grid = CanvasGrid(master=mw,</w:t>
+        <w:t xml:space="preserve">    self.canvas_grid = CanvasGrid(master=mw,</w:t>
       </w:r>
     </w:p>
     <w:p>
@@ -5982,15 +5780,7 @@
         <w:framePr w:wrap="notBeside"/>
       </w:pPr>
       <w:r>
-        <w:t xml:space="preserve">                                 base=tu_</w:t>
-      </w:r>
-      <w:proofErr w:type="gramStart"/>
-      <w:r>
-        <w:t>canvas,…</w:t>
-      </w:r>
-      <w:proofErr w:type="gramEnd"/>
-      <w:r>
-        <w:t>more args)</w:t>
+        <w:t xml:space="preserve">                                 base=tu_canvas,…more args)</w:t>
       </w:r>
     </w:p>
     <w:p>
@@ -6008,15 +5798,7 @@
         <w:framePr w:wrap="notBeside"/>
       </w:pPr>
       <w:r>
-        <w:t xml:space="preserve">     self.aud_win = </w:t>
-      </w:r>
-      <w:proofErr w:type="gramStart"/>
-      <w:r>
-        <w:t>self.canvas</w:t>
-      </w:r>
-      <w:proofErr w:type="gramEnd"/>
-      <w:r>
-        <w:t>_grid.create_audio_window(</w:t>
+        <w:t xml:space="preserve">     self.aud_win = self.canvas_grid.create_audio_window(</w:t>
       </w:r>
     </w:p>
     <w:p>
@@ -6053,16 +5835,8 @@
           <w:color w:val="2E74B5" w:themeColor="accent5" w:themeShade="BF"/>
         </w:rPr>
         <w:lastRenderedPageBreak/>
-        <w:t xml:space="preserve">7: Scanning turtle’s </w:t>
-      </w:r>
-      <w:proofErr w:type="gramStart"/>
-      <w:r>
-        <w:rPr>
-          <w:color w:val="2E74B5" w:themeColor="accent5" w:themeShade="BF"/>
-        </w:rPr>
-        <w:t>tkinter.Canvas</w:t>
-      </w:r>
-      <w:proofErr w:type="gramEnd"/>
+        <w:t>7: Scanning turtle’s tkinter.Canvas</w:t>
+      </w:r>
     </w:p>
     <w:p>
       <w:pPr>
@@ -6146,15 +5920,7 @@
         <w:t>class</w:t>
       </w:r>
       <w:r>
-        <w:t xml:space="preserve"> CanvasGrid(</w:t>
-      </w:r>
-      <w:proofErr w:type="gramStart"/>
-      <w:r>
-        <w:t>tk.Canvas</w:t>
-      </w:r>
-      <w:proofErr w:type="gramEnd"/>
-      <w:r>
-        <w:t>):</w:t>
+        <w:t xml:space="preserve"> CanvasGrid(tk.Canvas):</w:t>
       </w:r>
     </w:p>
     <w:p>
@@ -6169,13 +5935,8 @@
         <w:t xml:space="preserve">    def</w:t>
       </w:r>
       <w:r>
-        <w:t xml:space="preserve"> __init_</w:t>
-      </w:r>
-      <w:proofErr w:type="gramStart"/>
-      <w:r>
-        <w:t>_(</w:t>
-      </w:r>
-      <w:proofErr w:type="gramEnd"/>
+        <w:t xml:space="preserve"> __init__(</w:t>
+      </w:r>
       <w:r>
         <w:rPr>
           <w:i/>
@@ -6296,217 +6057,361 @@
       <w:r>
         <w:t xml:space="preserve">    </w:t>
       </w:r>
-      <w:proofErr w:type="gramStart"/>
       <w:r>
         <w:rPr>
           <w:i/>
           <w:iCs/>
         </w:rPr>
+        <w:t>self.base = base</w:t>
+      </w:r>
+    </w:p>
+    <w:p/>
+    <w:p/>
+    <w:p>
+      <w:pPr>
+        <w:rPr>
+          <w:rFonts w:ascii="Times New Roman" w:eastAsia="Times New Roman" w:hAnsi="Times New Roman" w:cs="Times New Roman"/>
+        </w:rPr>
+      </w:pPr>
+      <w:r>
+        <w:t>Instances of using the base canvas</w:t>
+      </w:r>
+    </w:p>
+    <w:p>
+      <w:pPr>
+        <w:rPr>
+          <w:rFonts w:ascii="Times New Roman" w:eastAsia="Times New Roman" w:hAnsi="Times New Roman" w:cs="Times New Roman"/>
+        </w:rPr>
+      </w:pPr>
+      <w:r>
+        <w:t>In our case, that is Turtle's canvas</w:t>
+      </w:r>
+    </w:p>
+    <w:p>
+      <w:pPr>
+        <w:pStyle w:val="Flowcode"/>
+        <w:framePr w:wrap="notBeside"/>
+        <w:rPr>
+          <w:rFonts w:ascii="Times New Roman" w:eastAsia="Times New Roman" w:hAnsi="Times New Roman" w:cs="Times New Roman"/>
+        </w:rPr>
+      </w:pPr>
+      <w:r>
+        <w:rPr>
+          <w:color w:val="000000"/>
+        </w:rPr>
+        <w:t>cx1,cy1,cx2,cy2 = self.get_grid_ullr(ix=ix, iy=iy,</w:t>
+      </w:r>
+    </w:p>
+    <w:p>
+      <w:pPr>
+        <w:pStyle w:val="Flowcode"/>
+        <w:framePr w:wrap="notBeside"/>
+        <w:rPr>
+          <w:rFonts w:ascii="Times New Roman" w:eastAsia="Times New Roman" w:hAnsi="Times New Roman" w:cs="Times New Roman"/>
+        </w:rPr>
+      </w:pPr>
+      <w:r>
+        <w:rPr>
+          <w:color w:val="000000"/>
+        </w:rPr>
+        <w:t xml:space="preserve">                             xs=xs, ys=ys)</w:t>
+      </w:r>
+    </w:p>
+    <w:p>
+      <w:pPr>
+        <w:pStyle w:val="Flowcode"/>
+        <w:framePr w:wrap="notBeside"/>
+        <w:rPr>
+          <w:rFonts w:ascii="Times New Roman" w:eastAsia="Times New Roman" w:hAnsi="Times New Roman" w:cs="Times New Roman"/>
+        </w:rPr>
+      </w:pPr>
+      <w:r>
+        <w:rPr>
+          <w:color w:val="000000"/>
+        </w:rPr>
+        <w:t xml:space="preserve"> item_ids_over_raw =</w:t>
+      </w:r>
+    </w:p>
+    <w:p>
+      <w:pPr>
+        <w:pStyle w:val="Flowcode"/>
+        <w:framePr w:wrap="notBeside"/>
+        <w:rPr>
+          <w:rFonts w:ascii="Times New Roman" w:eastAsia="Times New Roman" w:hAnsi="Times New Roman" w:cs="Times New Roman"/>
+        </w:rPr>
+      </w:pPr>
+      <w:r>
+        <w:rPr>
+          <w:color w:val="000000"/>
+        </w:rPr>
+        <w:t xml:space="preserve">       </w:t>
+      </w:r>
+      <w:r>
+        <w:rPr>
+          <w:b/>
+          <w:bCs/>
+          <w:color w:val="000000"/>
+        </w:rPr>
         <w:t>self.base</w:t>
       </w:r>
-      <w:proofErr w:type="gramEnd"/>
+      <w:r>
+        <w:rPr>
+          <w:color w:val="000000"/>
+        </w:rPr>
+        <w:t>.find_overlapping(cx1,cy1,cx2,cy2)</w:t>
+      </w:r>
+    </w:p>
+    <w:p>
+      <w:pPr>
+        <w:pStyle w:val="Flowcode"/>
+        <w:framePr w:wrap="notBeside"/>
+        <w:rPr>
+          <w:rFonts w:ascii="Times New Roman" w:eastAsia="Times New Roman" w:hAnsi="Times New Roman" w:cs="Times New Roman"/>
+        </w:rPr>
+      </w:pPr>
+      <w:r>
+        <w:t>…</w:t>
+      </w:r>
+    </w:p>
+    <w:p>
+      <w:pPr>
+        <w:pStyle w:val="Flowcode"/>
+        <w:framePr w:wrap="notBeside"/>
+        <w:rPr>
+          <w:rFonts w:ascii="Times New Roman" w:eastAsia="Times New Roman" w:hAnsi="Times New Roman" w:cs="Times New Roman"/>
+        </w:rPr>
+      </w:pPr>
+      <w:r>
+        <w:rPr>
+          <w:color w:val="000000"/>
+        </w:rPr>
+        <w:t xml:space="preserve"> color_tuple = </w:t>
+      </w:r>
+      <w:r>
+        <w:rPr>
+          <w:b/>
+          <w:bCs/>
+          <w:color w:val="000000"/>
+        </w:rPr>
+        <w:t>self.base</w:t>
+      </w:r>
+      <w:r>
+        <w:rPr>
+          <w:color w:val="000000"/>
+        </w:rPr>
+        <w:t>.itemconfigure(top_id,</w:t>
+      </w:r>
+    </w:p>
+    <w:p>
+      <w:pPr>
+        <w:pStyle w:val="Flowcode"/>
+        <w:framePr w:wrap="notBeside"/>
+        <w:rPr>
+          <w:color w:val="000000"/>
+        </w:rPr>
+      </w:pPr>
+      <w:r>
+        <w:rPr>
+          <w:color w:val="000000"/>
+        </w:rPr>
+        <w:t xml:space="preserve">                                       </w:t>
+      </w:r>
+      <w:r>
+        <w:rPr>
+          <w:color w:val="00AA00"/>
+        </w:rPr>
+        <w:t>"fill"</w:t>
+      </w:r>
+      <w:r>
+        <w:rPr>
+          <w:color w:val="000000"/>
+        </w:rPr>
+        <w:t>)</w:t>
+      </w:r>
+    </w:p>
+    <w:p/>
+    <w:p>
+      <w:r>
+        <w:t>Finding canvas items that overlap grid regions</w:t>
+      </w:r>
+    </w:p>
+    <w:p/>
+    <w:p>
+      <w:pPr>
+        <w:pStyle w:val="Flowcode"/>
+        <w:framePr w:wrap="notBeside"/>
+      </w:pPr>
+    </w:p>
+    <w:p>
+      <w:pPr>
+        <w:pStyle w:val="Flowcode"/>
+        <w:framePr w:wrap="notBeside"/>
+      </w:pPr>
+      <w:r>
+        <w:rPr>
+          <w:color w:val="0000FF"/>
+        </w:rPr>
+        <w:t xml:space="preserve">    </w:t>
+      </w:r>
+      <w:r>
+        <w:rPr>
+          <w:color w:val="0000FF"/>
+        </w:rPr>
+        <w:t>def</w:t>
+      </w:r>
+      <w:r>
+        <w:t xml:space="preserve"> get_canvas_items(</w:t>
+      </w:r>
       <w:r>
         <w:rPr>
           <w:i/>
           <w:iCs/>
         </w:rPr>
-        <w:t xml:space="preserve"> = base</w:t>
-      </w:r>
-    </w:p>
-    <w:p/>
-    <w:p/>
-    <w:p>
-      <w:pPr>
-        <w:rPr>
-          <w:rFonts w:ascii="Times New Roman" w:eastAsia="Times New Roman" w:hAnsi="Times New Roman" w:cs="Times New Roman"/>
-        </w:rPr>
-      </w:pPr>
-      <w:r>
-        <w:t>Instances of using the base canvas</w:t>
-      </w:r>
-    </w:p>
-    <w:p>
-      <w:pPr>
-        <w:rPr>
-          <w:rFonts w:ascii="Times New Roman" w:eastAsia="Times New Roman" w:hAnsi="Times New Roman" w:cs="Times New Roman"/>
-        </w:rPr>
-      </w:pPr>
-      <w:r>
-        <w:t>In our case, that is Turtle's canvas</w:t>
+        <w:t>self,</w:t>
       </w:r>
     </w:p>
     <w:p>
       <w:pPr>
         <w:pStyle w:val="Flowcode"/>
         <w:framePr w:wrap="notBeside"/>
-        <w:rPr>
-          <w:rFonts w:ascii="Times New Roman" w:eastAsia="Times New Roman" w:hAnsi="Times New Roman" w:cs="Times New Roman"/>
-        </w:rPr>
-      </w:pPr>
-      <w:r>
-        <w:rPr>
-          <w:color w:val="000000"/>
-        </w:rPr>
-        <w:t>cx</w:t>
-      </w:r>
-      <w:proofErr w:type="gramStart"/>
-      <w:r>
-        <w:rPr>
-          <w:color w:val="000000"/>
-        </w:rPr>
-        <w:t>1,cy</w:t>
-      </w:r>
-      <w:proofErr w:type="gramEnd"/>
-      <w:r>
-        <w:rPr>
-          <w:color w:val="000000"/>
-        </w:rPr>
-        <w:t>1,cx2,cy2 = self.get_grid_ullr(ix=ix, iy=iy,</w:t>
+      </w:pPr>
+      <w:r>
+        <w:t xml:space="preserve">                        xmin=</w:t>
+      </w:r>
+      <w:r>
+        <w:rPr>
+          <w:color w:val="0000FF"/>
+        </w:rPr>
+        <w:t>None</w:t>
+      </w:r>
+      <w:r>
+        <w:t>, xmax=</w:t>
+      </w:r>
+      <w:r>
+        <w:rPr>
+          <w:color w:val="0000FF"/>
+        </w:rPr>
+        <w:t>None</w:t>
+      </w:r>
+      <w:r>
+        <w:t>,</w:t>
       </w:r>
     </w:p>
     <w:p>
       <w:pPr>
         <w:pStyle w:val="Flowcode"/>
         <w:framePr w:wrap="notBeside"/>
-        <w:rPr>
-          <w:rFonts w:ascii="Times New Roman" w:eastAsia="Times New Roman" w:hAnsi="Times New Roman" w:cs="Times New Roman"/>
-        </w:rPr>
-      </w:pPr>
-      <w:r>
-        <w:rPr>
-          <w:color w:val="000000"/>
-        </w:rPr>
-        <w:t xml:space="preserve">                             xs=xs, ys=ys)</w:t>
+      </w:pPr>
+      <w:r>
+        <w:t xml:space="preserve">                        ymin=</w:t>
+      </w:r>
+      <w:r>
+        <w:rPr>
+          <w:color w:val="0000FF"/>
+        </w:rPr>
+        <w:t>None</w:t>
+      </w:r>
+      <w:r>
+        <w:t>, ymax=</w:t>
+      </w:r>
+      <w:r>
+        <w:rPr>
+          <w:color w:val="0000FF"/>
+        </w:rPr>
+        <w:t>None</w:t>
+      </w:r>
+      <w:r>
+        <w:t>,</w:t>
       </w:r>
     </w:p>
     <w:p>
       <w:pPr>
         <w:pStyle w:val="Flowcode"/>
         <w:framePr w:wrap="notBeside"/>
-        <w:rPr>
-          <w:rFonts w:ascii="Times New Roman" w:eastAsia="Times New Roman" w:hAnsi="Times New Roman" w:cs="Times New Roman"/>
-        </w:rPr>
-      </w:pPr>
-      <w:r>
-        <w:rPr>
-          <w:color w:val="000000"/>
-        </w:rPr>
-        <w:t xml:space="preserve"> item_ids_over_raw =</w:t>
+      </w:pPr>
+      <w:r>
+        <w:t xml:space="preserve">                        ncols=</w:t>
+      </w:r>
+      <w:r>
+        <w:rPr>
+          <w:color w:val="0000FF"/>
+        </w:rPr>
+        <w:t>None</w:t>
+      </w:r>
+      <w:r>
+        <w:t>, nrows=</w:t>
+      </w:r>
+      <w:r>
+        <w:rPr>
+          <w:color w:val="0000FF"/>
+        </w:rPr>
+        <w:t>None</w:t>
+      </w:r>
+      <w:r>
+        <w:t>,</w:t>
       </w:r>
     </w:p>
     <w:p>
       <w:pPr>
         <w:pStyle w:val="Flowcode"/>
         <w:framePr w:wrap="notBeside"/>
-        <w:rPr>
-          <w:rFonts w:ascii="Times New Roman" w:eastAsia="Times New Roman" w:hAnsi="Times New Roman" w:cs="Times New Roman"/>
-        </w:rPr>
-      </w:pPr>
-      <w:r>
-        <w:rPr>
-          <w:color w:val="000000"/>
-        </w:rPr>
-        <w:t xml:space="preserve">       </w:t>
-      </w:r>
-      <w:proofErr w:type="gramStart"/>
-      <w:r>
-        <w:rPr>
-          <w:b/>
-          <w:bCs/>
-          <w:color w:val="000000"/>
-        </w:rPr>
-        <w:t>self.base</w:t>
-      </w:r>
-      <w:proofErr w:type="gramEnd"/>
-      <w:r>
-        <w:rPr>
-          <w:color w:val="000000"/>
-        </w:rPr>
-        <w:t>.find_overlapping(cx1,cy1,cx2,cy2)</w:t>
+      </w:pPr>
+      <w:r>
+        <w:rPr>
+          <w:lang w:val="fr-FR"/>
+        </w:rPr>
+        <w:t xml:space="preserve">                        </w:t>
+      </w:r>
+      <w:r>
+        <w:t>… other parameters):</w:t>
       </w:r>
     </w:p>
     <w:p>
       <w:pPr>
         <w:pStyle w:val="Flowcode"/>
         <w:framePr w:wrap="notBeside"/>
-        <w:rPr>
-          <w:rFonts w:ascii="Times New Roman" w:eastAsia="Times New Roman" w:hAnsi="Times New Roman" w:cs="Times New Roman"/>
-        </w:rPr>
-      </w:pPr>
-      <w:r>
-        <w:t>…</w:t>
-      </w:r>
+      </w:pPr>
     </w:p>
     <w:p>
       <w:pPr>
         <w:pStyle w:val="Flowcode"/>
         <w:framePr w:wrap="notBeside"/>
-        <w:rPr>
-          <w:rFonts w:ascii="Times New Roman" w:eastAsia="Times New Roman" w:hAnsi="Times New Roman" w:cs="Times New Roman"/>
-        </w:rPr>
-      </w:pPr>
-      <w:r>
-        <w:rPr>
-          <w:color w:val="000000"/>
-        </w:rPr>
-        <w:t xml:space="preserve"> color_tuple = </w:t>
-      </w:r>
-      <w:proofErr w:type="gramStart"/>
-      <w:r>
-        <w:rPr>
-          <w:b/>
-          <w:bCs/>
-          <w:color w:val="000000"/>
-        </w:rPr>
-        <w:t>self.base</w:t>
-      </w:r>
-      <w:proofErr w:type="gramEnd"/>
-      <w:r>
-        <w:rPr>
-          <w:color w:val="000000"/>
-        </w:rPr>
-        <w:t>.itemconfigure(top_id,</w:t>
+      </w:pPr>
+      <w:r>
+        <w:rPr>
+          <w:color w:val="808080"/>
+        </w:rPr>
+        <w:t xml:space="preserve">        # Get grid limits - defaulting to self.values</w:t>
       </w:r>
     </w:p>
     <w:p>
       <w:pPr>
         <w:pStyle w:val="Flowcode"/>
         <w:framePr w:wrap="notBeside"/>
-        <w:rPr>
-          <w:color w:val="000000"/>
-        </w:rPr>
-      </w:pPr>
-      <w:r>
-        <w:rPr>
-          <w:color w:val="000000"/>
-        </w:rPr>
-        <w:t xml:space="preserve">                                       </w:t>
-      </w:r>
-      <w:r>
-        <w:rPr>
-          <w:color w:val="00AA00"/>
-        </w:rPr>
-        <w:t>"fill"</w:t>
-      </w:r>
-      <w:r>
-        <w:rPr>
-          <w:color w:val="000000"/>
-        </w:rPr>
-        <w:t>)</w:t>
-      </w:r>
-    </w:p>
-    <w:p/>
-    <w:p>
-      <w:r>
-        <w:t>Finding canvas items that overlap grid regions</w:t>
-      </w:r>
-    </w:p>
-    <w:p/>
+      </w:pPr>
+      <w:r>
+        <w:t xml:space="preserve">        xs,ys = </w:t>
+      </w:r>
+      <w:r>
+        <w:rPr>
+          <w:i/>
+          <w:iCs/>
+        </w:rPr>
+        <w:t>self.get_grid_lims(xmin=xmin,</w:t>
+      </w:r>
+    </w:p>
     <w:p>
       <w:pPr>
         <w:pStyle w:val="Flowcode"/>
         <w:framePr w:wrap="notBeside"/>
       </w:pPr>
+      <w:r>
+        <w:rPr>
+          <w:i/>
+          <w:iCs/>
+        </w:rPr>
+        <w:t xml:space="preserve">                 xmax=xmax, ymin=ymin,ymax=ymax,</w:t>
+      </w:r>
     </w:p>
     <w:p>
       <w:pPr>
@@ -6514,31 +6419,194 @@
         <w:framePr w:wrap="notBeside"/>
       </w:pPr>
       <w:r>
+        <w:t xml:space="preserve">                 ncols=ncols,nrows=nrows)</w:t>
+      </w:r>
+    </w:p>
+    <w:p>
+      <w:pPr>
+        <w:pStyle w:val="Flowcode"/>
+        <w:framePr w:wrap="notBeside"/>
+      </w:pPr>
+    </w:p>
+    <w:p>
+      <w:pPr>
+        <w:pStyle w:val="Flowcode"/>
+        <w:framePr w:wrap="notBeside"/>
+      </w:pPr>
+      <w:r>
+        <w:t xml:space="preserve">        ixy_ids_list = []   </w:t>
+      </w:r>
+      <w:r>
+        <w:rPr>
+          <w:color w:val="808080"/>
+        </w:rPr>
+        <w:t># Building list of</w:t>
+      </w:r>
+    </w:p>
+    <w:p>
+      <w:pPr>
+        <w:pStyle w:val="Flowcode"/>
+        <w:framePr w:wrap="notBeside"/>
+      </w:pPr>
+      <w:r>
+        <w:rPr>
+          <w:color w:val="808080"/>
+        </w:rPr>
+        <w:t xml:space="preserve">                            # ((ix,iy), [overlapping</w:t>
+      </w:r>
+    </w:p>
+    <w:p>
+      <w:pPr>
+        <w:pStyle w:val="Flowcode"/>
+        <w:framePr w:wrap="notBeside"/>
+        <w:rPr>
+          <w:color w:val="808080"/>
+        </w:rPr>
+      </w:pPr>
+      <w:r>
+        <w:rPr>
+          <w:color w:val="808080"/>
+        </w:rPr>
+        <w:t xml:space="preserve">                            #           ids])</w:t>
+      </w:r>
+    </w:p>
+    <w:p>
+      <w:pPr>
+        <w:pStyle w:val="Flowcode"/>
+        <w:framePr w:wrap="notBeside"/>
+        <w:rPr>
+          <w:color w:val="808080"/>
+        </w:rPr>
+      </w:pPr>
+    </w:p>
+    <w:p>
+      <w:pPr>
+        <w:pStyle w:val="Flowcode"/>
+        <w:framePr w:wrap="notBeside"/>
+        <w:rPr>
+          <w:color w:val="808080"/>
+        </w:rPr>
+      </w:pPr>
+    </w:p>
+    <w:p>
+      <w:pPr>
+        <w:pStyle w:val="Flowcode"/>
+        <w:framePr w:wrap="notBeside"/>
+      </w:pPr>
+      <w:r>
+        <w:t xml:space="preserve">        </w:t>
+      </w:r>
+      <w:r>
+        <w:rPr>
+          <w:color w:val="808080" w:themeColor="background1" w:themeShade="80"/>
+        </w:rPr>
+        <w:t>… debug / tracking statements</w:t>
+      </w:r>
+      <w:r>
+        <w:rPr>
+          <w:color w:val="00AA00"/>
+        </w:rPr>
+        <w:t xml:space="preserve"> </w:t>
+      </w:r>
+    </w:p>
+    <w:p>
+      <w:pPr>
+        <w:pStyle w:val="Flowcode"/>
+        <w:framePr w:wrap="notBeside"/>
+      </w:pPr>
+      <w:r>
+        <w:rPr>
+          <w:color w:val="00AA00"/>
+        </w:rPr>
+        <w:t xml:space="preserve">        </w:t>
+      </w:r>
+      <w:r>
         <w:rPr>
           <w:color w:val="0000FF"/>
         </w:rPr>
-        <w:t xml:space="preserve">    </w:t>
+        <w:t>for</w:t>
+      </w:r>
+      <w:r>
+        <w:t xml:space="preserve"> ix </w:t>
       </w:r>
       <w:r>
         <w:rPr>
           <w:color w:val="0000FF"/>
         </w:rPr>
-        <w:t>def</w:t>
-      </w:r>
-      <w:r>
-        <w:t xml:space="preserve"> get_canvas_</w:t>
-      </w:r>
-      <w:proofErr w:type="gramStart"/>
-      <w:r>
-        <w:t>items(</w:t>
-      </w:r>
-      <w:proofErr w:type="gramEnd"/>
+        <w:t>in</w:t>
+      </w:r>
+      <w:r>
+        <w:t xml:space="preserve"> range(len(xs)-</w:t>
+      </w:r>
+      <w:r>
+        <w:rPr>
+          <w:color w:val="800000"/>
+        </w:rPr>
+        <w:t>1</w:t>
+      </w:r>
+      <w:r>
+        <w:t>):</w:t>
+      </w:r>
+    </w:p>
+    <w:p>
+      <w:pPr>
+        <w:pStyle w:val="Flowcode"/>
+        <w:framePr w:wrap="notBeside"/>
+      </w:pPr>
+      <w:r>
+        <w:t xml:space="preserve">            </w:t>
+      </w:r>
+      <w:r>
+        <w:rPr>
+          <w:color w:val="0000FF"/>
+        </w:rPr>
+        <w:t>for</w:t>
+      </w:r>
+      <w:r>
+        <w:t xml:space="preserve"> iy </w:t>
+      </w:r>
+      <w:r>
+        <w:rPr>
+          <w:color w:val="0000FF"/>
+        </w:rPr>
+        <w:t>in</w:t>
+      </w:r>
+      <w:r>
+        <w:t xml:space="preserve"> range(len(ys)-</w:t>
+      </w:r>
+      <w:r>
+        <w:rPr>
+          <w:color w:val="800000"/>
+        </w:rPr>
+        <w:t>1</w:t>
+      </w:r>
+      <w:r>
+        <w:t>):</w:t>
+      </w:r>
+    </w:p>
+    <w:p>
+      <w:pPr>
+        <w:pStyle w:val="Flowcode"/>
+        <w:framePr w:wrap="notBeside"/>
+      </w:pPr>
+      <w:r>
+        <w:t xml:space="preserve">                cx1,cy1,cx2,cy2 =</w:t>
+      </w:r>
+    </w:p>
+    <w:p>
+      <w:pPr>
+        <w:pStyle w:val="Flowcode"/>
+        <w:framePr w:wrap="notBeside"/>
+      </w:pPr>
+      <w:r>
+        <w:t xml:space="preserve">                </w:t>
+      </w:r>
       <w:r>
         <w:rPr>
           <w:i/>
           <w:iCs/>
         </w:rPr>
-        <w:t>self,</w:t>
+        <w:t>self.get_grid_ullr(ix=ix, iy=iy,</w:t>
       </w:r>
     </w:p>
     <w:p>
@@ -6547,25 +6615,11 @@
         <w:framePr w:wrap="notBeside"/>
       </w:pPr>
       <w:r>
-        <w:t xml:space="preserve">                        xmin=</w:t>
-      </w:r>
-      <w:r>
-        <w:rPr>
-          <w:color w:val="0000FF"/>
-        </w:rPr>
-        <w:t>None</w:t>
-      </w:r>
-      <w:r>
-        <w:t>, xmax=</w:t>
-      </w:r>
-      <w:r>
-        <w:rPr>
-          <w:color w:val="0000FF"/>
-        </w:rPr>
-        <w:t>None</w:t>
-      </w:r>
-      <w:r>
-        <w:t>,</w:t>
+        <w:rPr>
+          <w:i/>
+          <w:iCs/>
+        </w:rPr>
+        <w:t xml:space="preserve">                                    xs=xs, ys=ys)</w:t>
       </w:r>
     </w:p>
     <w:p>
@@ -6574,25 +6628,7 @@
         <w:framePr w:wrap="notBeside"/>
       </w:pPr>
       <w:r>
-        <w:t xml:space="preserve">                        ymin=</w:t>
-      </w:r>
-      <w:r>
-        <w:rPr>
-          <w:color w:val="0000FF"/>
-        </w:rPr>
-        <w:t>None</w:t>
-      </w:r>
-      <w:r>
-        <w:t>, ymax=</w:t>
-      </w:r>
-      <w:r>
-        <w:rPr>
-          <w:color w:val="0000FF"/>
-        </w:rPr>
-        <w:t>None</w:t>
-      </w:r>
-      <w:r>
-        <w:t>,</w:t>
+        <w:t xml:space="preserve">                item_ids_over_raw =</w:t>
       </w:r>
     </w:p>
     <w:p>
@@ -6601,25 +6637,14 @@
         <w:framePr w:wrap="notBeside"/>
       </w:pPr>
       <w:r>
-        <w:t xml:space="preserve">                        ncols=</w:t>
-      </w:r>
-      <w:r>
-        <w:rPr>
-          <w:color w:val="0000FF"/>
-        </w:rPr>
-        <w:t>None</w:t>
-      </w:r>
-      <w:r>
-        <w:t>, nrows=</w:t>
-      </w:r>
-      <w:r>
-        <w:rPr>
-          <w:color w:val="0000FF"/>
-        </w:rPr>
-        <w:t>None</w:t>
-      </w:r>
-      <w:r>
-        <w:t>,</w:t>
+        <w:t xml:space="preserve">                    self.base</w:t>
+      </w:r>
+      <w:r>
+        <w:rPr>
+          <w:i/>
+          <w:iCs/>
+        </w:rPr>
+        <w:t>.find_overlapping(</w:t>
       </w:r>
     </w:p>
     <w:p>
@@ -6629,12 +6654,10 @@
       </w:pPr>
       <w:r>
         <w:rPr>
-          <w:lang w:val="fr-FR"/>
-        </w:rPr>
-        <w:t xml:space="preserve">                        </w:t>
-      </w:r>
-      <w:r>
-        <w:t>… other parameters):</w:t>
+          <w:i/>
+          <w:iCs/>
+        </w:rPr>
+        <w:t xml:space="preserve">                               cx1,cy1,cx2,cy2)</w:t>
       </w:r>
     </w:p>
     <w:p>
@@ -6642,6 +6665,24 @@
         <w:pStyle w:val="Flowcode"/>
         <w:framePr w:wrap="notBeside"/>
       </w:pPr>
+      <w:r>
+        <w:rPr>
+          <w:color w:val="0000FF"/>
+        </w:rPr>
+        <w:t xml:space="preserve">                if</w:t>
+      </w:r>
+      <w:r>
+        <w:t xml:space="preserve"> len(item_ids_over_raw) == </w:t>
+      </w:r>
+      <w:r>
+        <w:rPr>
+          <w:color w:val="800000"/>
+        </w:rPr>
+        <w:t>0</w:t>
+      </w:r>
+      <w:r>
+        <w:t>:</w:t>
+      </w:r>
     </w:p>
     <w:p>
       <w:pPr>
@@ -6649,95 +6690,68 @@
         <w:framePr w:wrap="notBeside"/>
       </w:pPr>
       <w:r>
+        <w:t xml:space="preserve">                    </w:t>
+      </w:r>
+      <w:r>
+        <w:rPr>
+          <w:color w:val="0000FF"/>
+        </w:rPr>
+        <w:t>continue</w:t>
+      </w:r>
+      <w:r>
+        <w:t xml:space="preserve">    </w:t>
+      </w:r>
+      <w:r>
         <w:rPr>
           <w:color w:val="808080"/>
         </w:rPr>
-        <w:t xml:space="preserve">        # Get grid limits - defaulting to </w:t>
-      </w:r>
-      <w:proofErr w:type="gramStart"/>
-      <w:r>
-        <w:rPr>
-          <w:color w:val="808080"/>
-        </w:rPr>
-        <w:t>self.values</w:t>
-      </w:r>
-      <w:proofErr w:type="gramEnd"/>
+        <w:t># Skip - no overlap</w:t>
+      </w:r>
+      <w:r>
+        <w:t xml:space="preserve">                </w:t>
+      </w:r>
     </w:p>
     <w:p>
       <w:pPr>
         <w:pStyle w:val="Flowcode"/>
         <w:framePr w:wrap="notBeside"/>
-      </w:pPr>
-      <w:r>
-        <w:t xml:space="preserve">        </w:t>
-      </w:r>
-      <w:proofErr w:type="gramStart"/>
-      <w:r>
-        <w:t>xs,ys</w:t>
-      </w:r>
-      <w:proofErr w:type="gramEnd"/>
-      <w:r>
-        <w:t xml:space="preserve"> = </w:t>
-      </w:r>
-      <w:r>
-        <w:rPr>
-          <w:i/>
-          <w:iCs/>
-        </w:rPr>
-        <w:t>self.get_grid_lims(xmin=xmin,</w:t>
-      </w:r>
+        <w:rPr>
+          <w:color w:val="808080"/>
+        </w:rPr>
+      </w:pPr>
     </w:p>
     <w:p>
       <w:pPr>
         <w:pStyle w:val="Flowcode"/>
         <w:framePr w:wrap="notBeside"/>
-      </w:pPr>
-      <w:r>
-        <w:rPr>
-          <w:i/>
-          <w:iCs/>
-        </w:rPr>
-        <w:t xml:space="preserve">                 xmax=xmax, ymin=</w:t>
-      </w:r>
-      <w:proofErr w:type="gramStart"/>
-      <w:r>
-        <w:rPr>
-          <w:i/>
-          <w:iCs/>
-        </w:rPr>
-        <w:t>ymin,ymax</w:t>
-      </w:r>
-      <w:proofErr w:type="gramEnd"/>
-      <w:r>
-        <w:rPr>
-          <w:i/>
-          <w:iCs/>
-        </w:rPr>
-        <w:t>=ymax,</w:t>
-      </w:r>
+        <w:rPr>
+          <w:color w:val="808080"/>
+        </w:rPr>
+      </w:pPr>
     </w:p>
     <w:p>
       <w:pPr>
         <w:pStyle w:val="Flowcode"/>
         <w:framePr w:wrap="notBeside"/>
-      </w:pPr>
-      <w:r>
-        <w:t xml:space="preserve">                 ncols=</w:t>
-      </w:r>
-      <w:proofErr w:type="gramStart"/>
-      <w:r>
-        <w:t>ncols,nrows</w:t>
-      </w:r>
-      <w:proofErr w:type="gramEnd"/>
-      <w:r>
-        <w:t>=nrows)</w:t>
-      </w:r>
+        <w:rPr>
+          <w:color w:val="808080"/>
+        </w:rPr>
+      </w:pPr>
     </w:p>
     <w:p>
       <w:pPr>
         <w:pStyle w:val="Flowcode"/>
         <w:framePr w:wrap="notBeside"/>
       </w:pPr>
+      <w:r>
+        <w:t xml:space="preserve">               </w:t>
+      </w:r>
+      <w:r>
+        <w:rPr>
+          <w:color w:val="808080" w:themeColor="background1" w:themeShade="80"/>
+        </w:rPr>
+        <w:t xml:space="preserve">… code for selection on item type </w:t>
+      </w:r>
     </w:p>
     <w:p>
       <w:pPr>
@@ -6745,18 +6759,11 @@
         <w:framePr w:wrap="notBeside"/>
       </w:pPr>
       <w:r>
-        <w:t xml:space="preserve">        ixy_ids_list = </w:t>
-      </w:r>
-      <w:proofErr w:type="gramStart"/>
-      <w:r>
-        <w:t xml:space="preserve">[]   </w:t>
-      </w:r>
-      <w:proofErr w:type="gramEnd"/>
-      <w:r>
-        <w:rPr>
-          <w:color w:val="808080"/>
-        </w:rPr>
-        <w:t># Building list of</w:t>
+        <w:rPr>
+          <w:color w:val="0000FF"/>
+          <w:position w:val="1"/>
+        </w:rPr>
+        <w:t xml:space="preserve"> </w:t>
       </w:r>
     </w:p>
     <w:p>
@@ -6766,502 +6773,78 @@
       </w:pPr>
       <w:r>
         <w:rPr>
-          <w:color w:val="808080"/>
-        </w:rPr>
-        <w:t xml:space="preserve">                            # ((</w:t>
-      </w:r>
-      <w:proofErr w:type="gramStart"/>
-      <w:r>
-        <w:rPr>
-          <w:color w:val="808080"/>
-        </w:rPr>
-        <w:t>ix,iy</w:t>
-      </w:r>
-      <w:proofErr w:type="gramEnd"/>
-      <w:r>
-        <w:rPr>
-          <w:color w:val="808080"/>
-        </w:rPr>
-        <w:t>), [overlapping</w:t>
+          <w:color w:val="0000FF"/>
+          <w:position w:val="1"/>
+        </w:rPr>
+        <w:t xml:space="preserve">               if</w:t>
+      </w:r>
+      <w:r>
+        <w:rPr>
+          <w:position w:val="1"/>
+        </w:rPr>
+        <w:t xml:space="preserve"> chosen:</w:t>
       </w:r>
     </w:p>
     <w:p>
       <w:pPr>
         <w:pStyle w:val="Flowcode"/>
         <w:framePr w:wrap="notBeside"/>
-        <w:rPr>
-          <w:color w:val="808080"/>
-        </w:rPr>
-      </w:pPr>
-      <w:r>
-        <w:rPr>
-          <w:color w:val="808080"/>
-        </w:rPr>
-        <w:t xml:space="preserve">                            #           </w:t>
-      </w:r>
-      <w:proofErr w:type="gramStart"/>
-      <w:r>
-        <w:rPr>
-          <w:color w:val="808080"/>
-        </w:rPr>
-        <w:t>ids</w:t>
-      </w:r>
-      <w:proofErr w:type="gramEnd"/>
-      <w:r>
-        <w:rPr>
-          <w:color w:val="808080"/>
-        </w:rPr>
-        <w:t>])</w:t>
+      </w:pPr>
+      <w:r>
+        <w:rPr>
+          <w:position w:val="1"/>
+        </w:rPr>
+        <w:t xml:space="preserve">                    item_ids_over.append(item_id)</w:t>
       </w:r>
     </w:p>
     <w:p>
       <w:pPr>
         <w:pStyle w:val="Flowcode"/>
         <w:framePr w:wrap="notBeside"/>
-        <w:rPr>
-          <w:color w:val="808080"/>
-        </w:rPr>
-      </w:pPr>
+      </w:pPr>
+      <w:r>
+        <w:rPr>
+          <w:position w:val="1"/>
+        </w:rPr>
+        <w:t xml:space="preserve">            </w:t>
+      </w:r>
+      <w:r>
+        <w:rPr>
+          <w:color w:val="0000FF"/>
+          <w:position w:val="1"/>
+        </w:rPr>
+        <w:t>if</w:t>
+      </w:r>
+      <w:r>
+        <w:rPr>
+          <w:position w:val="1"/>
+        </w:rPr>
+        <w:t xml:space="preserve"> len(item_ids_over) &gt; </w:t>
+      </w:r>
+      <w:r>
+        <w:rPr>
+          <w:color w:val="800000"/>
+          <w:position w:val="1"/>
+        </w:rPr>
+        <w:t>0</w:t>
+      </w:r>
+      <w:r>
+        <w:rPr>
+          <w:position w:val="1"/>
+        </w:rPr>
+        <w:t>:</w:t>
+      </w:r>
     </w:p>
     <w:p>
       <w:pPr>
         <w:pStyle w:val="Flowcode"/>
         <w:framePr w:wrap="notBeside"/>
-        <w:rPr>
-          <w:color w:val="808080"/>
-        </w:rPr>
-      </w:pPr>
-    </w:p>
-    <w:p>
-      <w:pPr>
-        <w:pStyle w:val="Flowcode"/>
-        <w:framePr w:wrap="notBeside"/>
-      </w:pPr>
-      <w:r>
-        <w:t xml:space="preserve">        </w:t>
-      </w:r>
-      <w:r>
-        <w:rPr>
-          <w:color w:val="808080" w:themeColor="background1" w:themeShade="80"/>
-        </w:rPr>
-        <w:t>… debug / tracking statements</w:t>
-      </w:r>
-      <w:r>
-        <w:rPr>
-          <w:color w:val="00AA00"/>
-        </w:rPr>
-        <w:t xml:space="preserve"> </w:t>
-      </w:r>
-    </w:p>
-    <w:p>
-      <w:pPr>
-        <w:pStyle w:val="Flowcode"/>
-        <w:framePr w:wrap="notBeside"/>
-      </w:pPr>
-      <w:r>
-        <w:rPr>
-          <w:color w:val="00AA00"/>
-        </w:rPr>
-        <w:t xml:space="preserve">        </w:t>
-      </w:r>
-      <w:r>
-        <w:rPr>
-          <w:color w:val="0000FF"/>
-        </w:rPr>
-        <w:t>for</w:t>
-      </w:r>
-      <w:r>
-        <w:t xml:space="preserve"> ix </w:t>
-      </w:r>
-      <w:r>
-        <w:rPr>
-          <w:color w:val="0000FF"/>
-        </w:rPr>
-        <w:t>in</w:t>
-      </w:r>
-      <w:r>
-        <w:t xml:space="preserve"> range(len(xs)-</w:t>
-      </w:r>
-      <w:r>
-        <w:rPr>
-          <w:color w:val="800000"/>
-        </w:rPr>
-        <w:t>1</w:t>
-      </w:r>
-      <w:r>
-        <w:t>):</w:t>
-      </w:r>
-    </w:p>
-    <w:p>
-      <w:pPr>
-        <w:pStyle w:val="Flowcode"/>
-        <w:framePr w:wrap="notBeside"/>
-      </w:pPr>
-      <w:r>
-        <w:t xml:space="preserve">            </w:t>
-      </w:r>
-      <w:r>
-        <w:rPr>
-          <w:color w:val="0000FF"/>
-        </w:rPr>
-        <w:t>for</w:t>
-      </w:r>
-      <w:r>
-        <w:t xml:space="preserve"> iy </w:t>
-      </w:r>
-      <w:r>
-        <w:rPr>
-          <w:color w:val="0000FF"/>
-        </w:rPr>
-        <w:t>in</w:t>
-      </w:r>
-      <w:r>
-        <w:t xml:space="preserve"> range(len(ys)-</w:t>
-      </w:r>
-      <w:r>
-        <w:rPr>
-          <w:color w:val="800000"/>
-        </w:rPr>
-        <w:t>1</w:t>
-      </w:r>
-      <w:r>
-        <w:t>):</w:t>
-      </w:r>
-    </w:p>
-    <w:p>
-      <w:pPr>
-        <w:pStyle w:val="Flowcode"/>
-        <w:framePr w:wrap="notBeside"/>
-      </w:pPr>
-      <w:r>
-        <w:t xml:space="preserve">                cx</w:t>
-      </w:r>
-      <w:proofErr w:type="gramStart"/>
-      <w:r>
-        <w:t>1,cy</w:t>
-      </w:r>
-      <w:proofErr w:type="gramEnd"/>
-      <w:r>
-        <w:t>1,cx2,cy2 =</w:t>
-      </w:r>
-    </w:p>
-    <w:p>
-      <w:pPr>
-        <w:pStyle w:val="Flowcode"/>
-        <w:framePr w:wrap="notBeside"/>
-      </w:pPr>
-      <w:r>
-        <w:t xml:space="preserve">                </w:t>
-      </w:r>
-      <w:r>
-        <w:rPr>
-          <w:i/>
-          <w:iCs/>
-        </w:rPr>
-        <w:t>self.get_grid_</w:t>
-      </w:r>
-      <w:proofErr w:type="gramStart"/>
-      <w:r>
-        <w:rPr>
-          <w:i/>
-          <w:iCs/>
-        </w:rPr>
-        <w:t>ullr(</w:t>
-      </w:r>
-      <w:proofErr w:type="gramEnd"/>
-      <w:r>
-        <w:rPr>
-          <w:i/>
-          <w:iCs/>
-        </w:rPr>
-        <w:t>ix=ix, iy=iy,</w:t>
-      </w:r>
-    </w:p>
-    <w:p>
-      <w:pPr>
-        <w:pStyle w:val="Flowcode"/>
-        <w:framePr w:wrap="notBeside"/>
-      </w:pPr>
-      <w:r>
-        <w:rPr>
-          <w:i/>
-          <w:iCs/>
-        </w:rPr>
-        <w:t xml:space="preserve">                                    xs=xs, ys=ys)</w:t>
-      </w:r>
-    </w:p>
-    <w:p>
-      <w:pPr>
-        <w:pStyle w:val="Flowcode"/>
-        <w:framePr w:wrap="notBeside"/>
-      </w:pPr>
-      <w:r>
-        <w:t xml:space="preserve">                item_ids_over_raw =</w:t>
-      </w:r>
-    </w:p>
-    <w:p>
-      <w:pPr>
-        <w:pStyle w:val="Flowcode"/>
-        <w:framePr w:wrap="notBeside"/>
-      </w:pPr>
-      <w:r>
-        <w:t xml:space="preserve">                    </w:t>
-      </w:r>
-      <w:proofErr w:type="gramStart"/>
-      <w:r>
-        <w:t>self.base</w:t>
-      </w:r>
-      <w:proofErr w:type="gramEnd"/>
-      <w:r>
-        <w:rPr>
-          <w:i/>
-          <w:iCs/>
-        </w:rPr>
-        <w:t>.find_overlapping(</w:t>
-      </w:r>
-    </w:p>
-    <w:p>
-      <w:pPr>
-        <w:pStyle w:val="Flowcode"/>
-        <w:framePr w:wrap="notBeside"/>
-      </w:pPr>
-      <w:r>
-        <w:rPr>
-          <w:i/>
-          <w:iCs/>
-        </w:rPr>
-        <w:t xml:space="preserve">                               cx</w:t>
-      </w:r>
-      <w:proofErr w:type="gramStart"/>
-      <w:r>
-        <w:rPr>
-          <w:i/>
-          <w:iCs/>
-        </w:rPr>
-        <w:t>1,cy</w:t>
-      </w:r>
-      <w:proofErr w:type="gramEnd"/>
-      <w:r>
-        <w:rPr>
-          <w:i/>
-          <w:iCs/>
-        </w:rPr>
-        <w:t>1,cx2,cy2)</w:t>
-      </w:r>
-    </w:p>
-    <w:p>
-      <w:pPr>
-        <w:pStyle w:val="Flowcode"/>
-        <w:framePr w:wrap="notBeside"/>
-      </w:pPr>
-      <w:r>
-        <w:rPr>
-          <w:color w:val="0000FF"/>
-        </w:rPr>
-        <w:t xml:space="preserve">                if</w:t>
-      </w:r>
-      <w:r>
-        <w:t xml:space="preserve"> len(item_ids_over_raw) == </w:t>
-      </w:r>
-      <w:r>
-        <w:rPr>
-          <w:color w:val="800000"/>
-        </w:rPr>
-        <w:t>0</w:t>
-      </w:r>
-      <w:r>
-        <w:t>:</w:t>
-      </w:r>
-    </w:p>
-    <w:p>
-      <w:pPr>
-        <w:pStyle w:val="Flowcode"/>
-        <w:framePr w:wrap="notBeside"/>
-      </w:pPr>
-      <w:r>
-        <w:t xml:space="preserve">                    </w:t>
-      </w:r>
-      <w:r>
-        <w:rPr>
-          <w:color w:val="0000FF"/>
-        </w:rPr>
-        <w:t>continue</w:t>
-      </w:r>
-      <w:r>
-        <w:t xml:space="preserve">    </w:t>
-      </w:r>
-      <w:r>
-        <w:rPr>
-          <w:color w:val="808080"/>
-        </w:rPr>
-        <w:t># Skip - no overlap</w:t>
-      </w:r>
-      <w:r>
-        <w:t xml:space="preserve">                </w:t>
-      </w:r>
-    </w:p>
-    <w:p>
-      <w:pPr>
-        <w:pStyle w:val="Flowcode"/>
-        <w:framePr w:wrap="notBeside"/>
-        <w:rPr>
-          <w:color w:val="808080"/>
-        </w:rPr>
-      </w:pPr>
-    </w:p>
-    <w:p>
-      <w:pPr>
-        <w:pStyle w:val="Flowcode"/>
-        <w:framePr w:wrap="notBeside"/>
-        <w:rPr>
-          <w:color w:val="808080"/>
-        </w:rPr>
-      </w:pPr>
-    </w:p>
-    <w:p>
-      <w:pPr>
-        <w:pStyle w:val="Flowcode"/>
-        <w:framePr w:wrap="notBeside"/>
-        <w:rPr>
-          <w:color w:val="808080"/>
-        </w:rPr>
-      </w:pPr>
-    </w:p>
-    <w:p>
-      <w:pPr>
-        <w:pStyle w:val="Flowcode"/>
-        <w:framePr w:wrap="notBeside"/>
-      </w:pPr>
-      <w:r>
-        <w:t xml:space="preserve">               </w:t>
-      </w:r>
-      <w:r>
-        <w:rPr>
-          <w:color w:val="808080" w:themeColor="background1" w:themeShade="80"/>
-        </w:rPr>
-        <w:t xml:space="preserve">… code for selection on item type </w:t>
-      </w:r>
-    </w:p>
-    <w:p>
-      <w:pPr>
-        <w:pStyle w:val="Flowcode"/>
-        <w:framePr w:wrap="notBeside"/>
-      </w:pPr>
-      <w:r>
-        <w:rPr>
-          <w:color w:val="0000FF"/>
+      </w:pPr>
+      <w:r>
+        <w:rPr>
           <w:position w:val="1"/>
         </w:rPr>
-        <w:t xml:space="preserve"> </w:t>
-      </w:r>
-    </w:p>
-    <w:p>
-      <w:pPr>
-        <w:pStyle w:val="Flowcode"/>
-        <w:framePr w:wrap="notBeside"/>
-      </w:pPr>
-      <w:r>
-        <w:rPr>
-          <w:color w:val="0000FF"/>
-          <w:position w:val="1"/>
-        </w:rPr>
-        <w:t xml:space="preserve">               if</w:t>
-      </w:r>
-      <w:r>
-        <w:rPr>
-          <w:position w:val="1"/>
-        </w:rPr>
-        <w:t xml:space="preserve"> chosen:</w:t>
-      </w:r>
-    </w:p>
-    <w:p>
-      <w:pPr>
-        <w:pStyle w:val="Flowcode"/>
-        <w:framePr w:wrap="notBeside"/>
-      </w:pPr>
-      <w:r>
-        <w:rPr>
-          <w:position w:val="1"/>
-        </w:rPr>
-        <w:t xml:space="preserve">                    item_ids_</w:t>
-      </w:r>
-      <w:proofErr w:type="gramStart"/>
-      <w:r>
-        <w:rPr>
-          <w:position w:val="1"/>
-        </w:rPr>
-        <w:t>over.append</w:t>
-      </w:r>
-      <w:proofErr w:type="gramEnd"/>
-      <w:r>
-        <w:rPr>
-          <w:position w:val="1"/>
-        </w:rPr>
-        <w:t>(item_id)</w:t>
-      </w:r>
-    </w:p>
-    <w:p>
-      <w:pPr>
-        <w:pStyle w:val="Flowcode"/>
-        <w:framePr w:wrap="notBeside"/>
-      </w:pPr>
-      <w:r>
-        <w:rPr>
-          <w:position w:val="1"/>
-        </w:rPr>
-        <w:t xml:space="preserve">            </w:t>
-      </w:r>
-      <w:r>
-        <w:rPr>
-          <w:color w:val="0000FF"/>
-          <w:position w:val="1"/>
-        </w:rPr>
-        <w:t>if</w:t>
-      </w:r>
-      <w:r>
-        <w:rPr>
-          <w:position w:val="1"/>
-        </w:rPr>
-        <w:t xml:space="preserve"> len(item_ids_over) &gt; </w:t>
-      </w:r>
-      <w:r>
-        <w:rPr>
-          <w:color w:val="800000"/>
-          <w:position w:val="1"/>
-        </w:rPr>
-        <w:t>0</w:t>
-      </w:r>
-      <w:r>
-        <w:rPr>
-          <w:position w:val="1"/>
-        </w:rPr>
-        <w:t>:</w:t>
-      </w:r>
-    </w:p>
-    <w:p>
-      <w:pPr>
-        <w:pStyle w:val="Flowcode"/>
-        <w:framePr w:wrap="notBeside"/>
-      </w:pPr>
-      <w:r>
-        <w:rPr>
-          <w:position w:val="1"/>
-        </w:rPr>
-        <w:t xml:space="preserve">                ixy_ids_</w:t>
-      </w:r>
-      <w:proofErr w:type="gramStart"/>
-      <w:r>
-        <w:rPr>
-          <w:position w:val="1"/>
-        </w:rPr>
-        <w:t>list.append</w:t>
-      </w:r>
-      <w:proofErr w:type="gramEnd"/>
-      <w:r>
-        <w:rPr>
-          <w:position w:val="1"/>
-        </w:rPr>
-        <w:t>(((ix,iy),</w:t>
+        <w:t xml:space="preserve">                ixy_ids_list.append(((ix,iy),</w:t>
       </w:r>
     </w:p>
     <w:p>
@@ -7479,17 +7062,7 @@
           <w:bCs/>
           <w:color w:val="000000"/>
         </w:rPr>
-        <w:t>print_</w:t>
-      </w:r>
-      <w:proofErr w:type="gramStart"/>
-      <w:r>
-        <w:rPr>
-          <w:rFonts w:ascii="Courier New" w:hAnsi="Courier New" w:cs="Courier New"/>
-          <w:b/>
-          <w:bCs/>
-          <w:color w:val="000000"/>
-        </w:rPr>
-        <w:t>braille</w:t>
+        <w:t>print_braille</w:t>
       </w:r>
       <w:proofErr w:type="spellEnd"/>
       <w:r>
@@ -7499,7 +7072,6 @@
         </w:rPr>
         <w:t>(</w:t>
       </w:r>
-      <w:proofErr w:type="gramEnd"/>
       <w:r>
         <w:rPr>
           <w:rFonts w:ascii="Courier New" w:hAnsi="Courier New" w:cs="Courier New"/>
@@ -7751,7 +7323,6 @@
         <w:t xml:space="preserve"> </w:t>
       </w:r>
       <w:proofErr w:type="spellStart"/>
-      <w:proofErr w:type="gramStart"/>
       <w:r>
         <w:rPr>
           <w:rFonts w:ascii="Courier New" w:hAnsi="Courier New" w:cs="Courier New"/>
@@ -7766,15 +7337,7 @@
           <w:rFonts w:ascii="Courier New" w:hAnsi="Courier New" w:cs="Courier New"/>
           <w:color w:val="000000"/>
         </w:rPr>
-        <w:t>.shift</w:t>
-      </w:r>
-      <w:proofErr w:type="gramEnd"/>
-      <w:r>
-        <w:rPr>
-          <w:rFonts w:ascii="Courier New" w:hAnsi="Courier New" w:cs="Courier New"/>
-          <w:color w:val="000000"/>
-        </w:rPr>
-        <w:t>_to_edge</w:t>
+        <w:t>.shift_to_edge</w:t>
       </w:r>
       <w:proofErr w:type="spellEnd"/>
       <w:r>
@@ -7809,7 +7372,6 @@
         </w:rPr>
         <w:t xml:space="preserve">            </w:t>
       </w:r>
-      <w:proofErr w:type="gramStart"/>
       <w:r>
         <w:rPr>
           <w:rFonts w:ascii="Courier New" w:hAnsi="Courier New" w:cs="Courier New"/>
@@ -7824,15 +7386,7 @@
           <w:rFonts w:ascii="Courier New" w:hAnsi="Courier New" w:cs="Courier New"/>
           <w:color w:val="000000"/>
         </w:rPr>
-        <w:t>.find</w:t>
-      </w:r>
-      <w:proofErr w:type="gramEnd"/>
-      <w:r>
-        <w:rPr>
-          <w:rFonts w:ascii="Courier New" w:hAnsi="Courier New" w:cs="Courier New"/>
-          <w:color w:val="000000"/>
-        </w:rPr>
-        <w:t>_edges()</w:t>
+        <w:t>.find_edges()</w:t>
       </w:r>
     </w:p>
     <w:p>
@@ -7860,7 +7414,6 @@
         <w:t xml:space="preserve">            left_edge = </w:t>
       </w:r>
       <w:proofErr w:type="spellStart"/>
-      <w:proofErr w:type="gramStart"/>
       <w:r>
         <w:rPr>
           <w:rFonts w:ascii="Courier New" w:hAnsi="Courier New" w:cs="Courier New"/>
@@ -7875,15 +7428,7 @@
           <w:rFonts w:ascii="Courier New" w:hAnsi="Courier New" w:cs="Courier New"/>
           <w:color w:val="000000"/>
         </w:rPr>
-        <w:t>.left</w:t>
-      </w:r>
-      <w:proofErr w:type="gramEnd"/>
-      <w:r>
-        <w:rPr>
-          <w:rFonts w:ascii="Courier New" w:hAnsi="Courier New" w:cs="Courier New"/>
-          <w:color w:val="000000"/>
-        </w:rPr>
-        <w:t>_edge</w:t>
+        <w:t>.left_edge</w:t>
       </w:r>
       <w:proofErr w:type="spellEnd"/>
     </w:p>
@@ -8057,7 +7602,6 @@
         </w:rPr>
         <w:t xml:space="preserve"> = </w:t>
       </w:r>
-      <w:proofErr w:type="gramStart"/>
       <w:r>
         <w:rPr>
           <w:rFonts w:ascii="Courier New" w:hAnsi="Courier New" w:cs="Courier New"/>
@@ -8072,15 +7616,7 @@
           <w:rFonts w:ascii="Courier New" w:hAnsi="Courier New" w:cs="Courier New"/>
           <w:color w:val="000000"/>
         </w:rPr>
-        <w:t>.grid</w:t>
-      </w:r>
-      <w:proofErr w:type="gramEnd"/>
-      <w:r>
-        <w:rPr>
-          <w:rFonts w:ascii="Courier New" w:hAnsi="Courier New" w:cs="Courier New"/>
-          <w:color w:val="000000"/>
-        </w:rPr>
-        <w:t>_height-</w:t>
+        <w:t>.grid_height-</w:t>
       </w:r>
       <w:r>
         <w:rPr>
@@ -8268,23 +7804,7 @@
           <w:rFonts w:ascii="Courier New" w:hAnsi="Courier New" w:cs="Courier New"/>
           <w:color w:val="000000"/>
         </w:rPr>
-        <w:t xml:space="preserve"> </w:t>
-      </w:r>
-      <w:proofErr w:type="gramStart"/>
-      <w:r>
-        <w:rPr>
-          <w:rFonts w:ascii="Courier New" w:hAnsi="Courier New" w:cs="Courier New"/>
-          <w:color w:val="000000"/>
-        </w:rPr>
-        <w:t>range(</w:t>
-      </w:r>
-      <w:proofErr w:type="gramEnd"/>
-      <w:r>
-        <w:rPr>
-          <w:rFonts w:ascii="Courier New" w:hAnsi="Courier New" w:cs="Courier New"/>
-          <w:color w:val="000000"/>
-        </w:rPr>
-        <w:t xml:space="preserve">left_edge, </w:t>
+        <w:t xml:space="preserve"> range(left_edge, </w:t>
       </w:r>
       <w:proofErr w:type="spellStart"/>
       <w:r>
@@ -8350,23 +7870,7 @@
           <w:rFonts w:ascii="Courier New" w:hAnsi="Courier New" w:cs="Courier New"/>
           <w:color w:val="000000"/>
         </w:rPr>
-        <w:t xml:space="preserve"> = (</w:t>
-      </w:r>
-      <w:proofErr w:type="gramStart"/>
-      <w:r>
-        <w:rPr>
-          <w:rFonts w:ascii="Courier New" w:hAnsi="Courier New" w:cs="Courier New"/>
-          <w:color w:val="000000"/>
-        </w:rPr>
-        <w:t>ix,iy</w:t>
-      </w:r>
-      <w:proofErr w:type="gramEnd"/>
-      <w:r>
-        <w:rPr>
-          <w:rFonts w:ascii="Courier New" w:hAnsi="Courier New" w:cs="Courier New"/>
-          <w:color w:val="000000"/>
-        </w:rPr>
-        <w:t>)</w:t>
+        <w:t xml:space="preserve"> = (ix,iy)</w:t>
       </w:r>
     </w:p>
     <w:p>
@@ -8438,7 +7942,6 @@
         <w:t xml:space="preserve"> </w:t>
       </w:r>
       <w:proofErr w:type="spellStart"/>
-      <w:proofErr w:type="gramStart"/>
       <w:r>
         <w:rPr>
           <w:rFonts w:ascii="Courier New" w:hAnsi="Courier New" w:cs="Courier New"/>
@@ -8456,7 +7959,6 @@
         <w:t>.cells</w:t>
       </w:r>
       <w:proofErr w:type="spellEnd"/>
-      <w:proofErr w:type="gramEnd"/>
       <w:r>
         <w:rPr>
           <w:rFonts w:ascii="Courier New" w:hAnsi="Courier New" w:cs="Courier New"/>
@@ -8490,7 +7992,6 @@
         <w:t xml:space="preserve">                    cell = </w:t>
       </w:r>
       <w:proofErr w:type="spellStart"/>
-      <w:proofErr w:type="gramStart"/>
       <w:r>
         <w:rPr>
           <w:rFonts w:ascii="Courier New" w:hAnsi="Courier New" w:cs="Courier New"/>
@@ -8508,7 +8009,6 @@
         <w:t>.cells</w:t>
       </w:r>
       <w:proofErr w:type="spellEnd"/>
-      <w:proofErr w:type="gramEnd"/>
       <w:r>
         <w:rPr>
           <w:rFonts w:ascii="Courier New" w:hAnsi="Courier New" w:cs="Courier New"/>
@@ -8558,7 +8058,6 @@
         <w:t xml:space="preserve">                    color = </w:t>
       </w:r>
       <w:proofErr w:type="spellStart"/>
-      <w:proofErr w:type="gramStart"/>
       <w:r>
         <w:rPr>
           <w:rFonts w:ascii="Courier New" w:hAnsi="Courier New" w:cs="Courier New"/>
@@ -8572,16 +8071,7 @@
           <w:color w:val="000000"/>
           <w:shd w:val="clear" w:color="auto" w:fill="CECCF7"/>
         </w:rPr>
-        <w:t>color</w:t>
-      </w:r>
-      <w:proofErr w:type="gramEnd"/>
-      <w:r>
-        <w:rPr>
-          <w:rFonts w:ascii="Courier New" w:hAnsi="Courier New" w:cs="Courier New"/>
-          <w:color w:val="000000"/>
-          <w:shd w:val="clear" w:color="auto" w:fill="CECCF7"/>
-        </w:rPr>
-        <w:t>_str</w:t>
+        <w:t>color_str</w:t>
       </w:r>
       <w:proofErr w:type="spellEnd"/>
       <w:r>
@@ -8614,17 +8104,8 @@
           <w:rFonts w:ascii="Courier New" w:hAnsi="Courier New" w:cs="Courier New"/>
           <w:color w:val="000000"/>
         </w:rPr>
-        <w:t xml:space="preserve">                    line += </w:t>
-      </w:r>
-      <w:proofErr w:type="gramStart"/>
-      <w:r>
-        <w:rPr>
-          <w:rFonts w:ascii="Courier New" w:hAnsi="Courier New" w:cs="Courier New"/>
-          <w:color w:val="000000"/>
-        </w:rPr>
-        <w:t>color[</w:t>
-      </w:r>
-      <w:proofErr w:type="gramEnd"/>
+        <w:t xml:space="preserve">                    line += color[</w:t>
+      </w:r>
       <w:r>
         <w:rPr>
           <w:rFonts w:ascii="Courier New" w:hAnsi="Courier New" w:cs="Courier New"/>
@@ -8738,7 +8219,6 @@
         <w:t xml:space="preserve">            line = </w:t>
       </w:r>
       <w:proofErr w:type="spellStart"/>
-      <w:proofErr w:type="gramStart"/>
       <w:r>
         <w:rPr>
           <w:rFonts w:ascii="Courier New" w:hAnsi="Courier New" w:cs="Courier New"/>
@@ -8747,7 +8227,6 @@
         <w:t>line.rstrip</w:t>
       </w:r>
       <w:proofErr w:type="spellEnd"/>
-      <w:proofErr w:type="gramEnd"/>
       <w:r>
         <w:rPr>
           <w:rFonts w:ascii="Courier New" w:hAnsi="Courier New" w:cs="Courier New"/>
@@ -8795,7 +8274,6 @@
         <w:t xml:space="preserve"> </w:t>
       </w:r>
       <w:proofErr w:type="spellStart"/>
-      <w:proofErr w:type="gramStart"/>
       <w:r>
         <w:rPr>
           <w:rFonts w:ascii="Courier New" w:hAnsi="Courier New" w:cs="Courier New"/>
@@ -8810,15 +8288,7 @@
           <w:rFonts w:ascii="Courier New" w:hAnsi="Courier New" w:cs="Courier New"/>
           <w:color w:val="000000"/>
         </w:rPr>
-        <w:t>.blank</w:t>
-      </w:r>
-      <w:proofErr w:type="gramEnd"/>
-      <w:r>
-        <w:rPr>
-          <w:rFonts w:ascii="Courier New" w:hAnsi="Courier New" w:cs="Courier New"/>
-          <w:color w:val="000000"/>
-        </w:rPr>
-        <w:t>_char</w:t>
+        <w:t>.blank_char</w:t>
       </w:r>
       <w:proofErr w:type="spellEnd"/>
       <w:r>
@@ -8870,7 +8340,6 @@
         <w:t xml:space="preserve">                line = </w:t>
       </w:r>
       <w:proofErr w:type="spellStart"/>
-      <w:proofErr w:type="gramStart"/>
       <w:r>
         <w:rPr>
           <w:rFonts w:ascii="Courier New" w:hAnsi="Courier New" w:cs="Courier New"/>
@@ -8879,7 +8348,6 @@
         <w:t>line.replace</w:t>
       </w:r>
       <w:proofErr w:type="spellEnd"/>
-      <w:proofErr w:type="gramEnd"/>
       <w:r>
         <w:rPr>
           <w:rFonts w:ascii="Courier New" w:hAnsi="Courier New" w:cs="Courier New"/>
@@ -9167,15 +8635,7 @@
         </w:numPr>
       </w:pPr>
       <w:r>
-        <w:t xml:space="preserve">Scan turtle </w:t>
-      </w:r>
-      <w:proofErr w:type="gramStart"/>
-      <w:r>
-        <w:t>tkinter.Canvas</w:t>
-      </w:r>
-      <w:proofErr w:type="gramEnd"/>
-      <w:r>
-        <w:t>, collecting canvas items overlapping each of  rectangles making up the 32 by 25 grid covering the canvas</w:t>
+        <w:t>Scan turtle tkinter.Canvas, collecting canvas items overlapping each of  rectangles making up the 32 by 25 grid covering the canvas</w:t>
       </w:r>
     </w:p>
     <w:p>
@@ -9211,15 +8671,15 @@
         </w:numPr>
       </w:pPr>
       <w:r>
-        <w:t>To generate the text picture one must go left to right for each line, placing spaces for missing (</w:t>
+        <w:t xml:space="preserve">To generate the text </w:t>
       </w:r>
       <w:proofErr w:type="gramStart"/>
       <w:r>
-        <w:t>ix,iy</w:t>
+        <w:t>picture</w:t>
       </w:r>
       <w:proofErr w:type="gramEnd"/>
       <w:r>
-        <w:t>) cells.</w:t>
+        <w:t xml:space="preserve"> one must go left to right for each line, placing spaces for missing (ix,iy) cells.</w:t>
       </w:r>
     </w:p>
     <w:p>
@@ -9315,13 +8775,17 @@
       <w:r>
         <w:t xml:space="preserve">could “make it right”.  Well, I’m mostly trying to learn </w:t>
       </w:r>
-      <w:proofErr w:type="gramStart"/>
       <w:r>
         <w:t>the ”big</w:t>
       </w:r>
-      <w:proofErr w:type="gramEnd"/>
-      <w:r>
-        <w:t>” lessons.  Possibly, for those short on time, we might follow the abridged plan – “Build one system and through the first away”.</w:t>
+      <w:r>
+        <w:t>” lessons.  Possibly, for those short on time, we might follow the abridged plan – “Build one system and thro</w:t>
+      </w:r>
+      <w:r>
+        <w:t>w</w:t>
+      </w:r>
+      <w:r>
+        <w:t xml:space="preserve"> the first away”.</w:t>
       </w:r>
       <w:r>
         <w:t xml:space="preserve">  Of course, Mr. Brooks would strongly </w:t>
@@ -9330,11 +8794,11 @@
         <w:t>agree</w:t>
       </w:r>
       <w:r>
-        <w:t xml:space="preserve"> that this does not absolve us, the </w:t>
+        <w:t xml:space="preserve"> that this does not absolve us, the designers, </w:t>
       </w:r>
       <w:r>
         <w:lastRenderedPageBreak/>
-        <w:t xml:space="preserve">designers, implementers, deliverers, from using all our efforts in doing the best we can on the first </w:t>
+        <w:t xml:space="preserve">implementers, deliverers, from using all our efforts in doing the best we can on the first </w:t>
       </w:r>
       <w:r>
         <w:rPr>
@@ -9367,7 +8831,13 @@
     </w:p>
     <w:p>
       <w:r>
-        <w:t>Outside a few instances, testing, really just exercising, is relegated to the self-test code at the end of the major class files.  As this is a heavily interactive program</w:t>
+        <w:t xml:space="preserve">Outside a few instances, </w:t>
+      </w:r>
+      <w:r>
+        <w:t xml:space="preserve">my </w:t>
+      </w:r>
+      <w:r>
+        <w:t>testing, really just exercising, is relegated to the self-test code at the end of the major class files.  As this is a heavily interactive program</w:t>
       </w:r>
       <w:r>
         <w:t>, it’s in major need of testing.</w:t>
@@ -9407,7 +8877,6 @@
         <w:tc>
           <w:tcPr>
             <w:tcW w:w="0" w:type="auto"/>
-            <w:shd w:val="clear" w:color="auto" w:fill="auto"/>
             <w:vAlign w:val="center"/>
             <w:hideMark/>
           </w:tcPr>
@@ -9443,7 +8912,7 @@
 </file>
 
 <file path=word/endnotes.xml><?xml version="1.0" encoding="utf-8"?>
-<w:endnotes xmlns:wpc="http://schemas.microsoft.com/office/word/2010/wordprocessingCanvas" xmlns:cx="http://schemas.microsoft.com/office/drawing/2014/chartex" xmlns:cx1="http://schemas.microsoft.com/office/drawing/2015/9/8/chartex" xmlns:cx2="http://schemas.microsoft.com/office/drawing/2015/10/21/chartex" xmlns:cx3="http://schemas.microsoft.com/office/drawing/2016/5/9/chartex" xmlns:cx4="http://schemas.microsoft.com/office/drawing/2016/5/10/chartex" xmlns:cx5="http://schemas.microsoft.com/office/drawing/2016/5/11/chartex" xmlns:cx6="http://schemas.microsoft.com/office/drawing/2016/5/12/chartex" xmlns:cx7="http://schemas.microsoft.com/office/drawing/2016/5/13/chartex" xmlns:cx8="http://schemas.microsoft.com/office/drawing/2016/5/14/chartex" xmlns:mc="http://schemas.openxmlformats.org/markup-compatibility/2006" xmlns:aink="http://schemas.microsoft.com/office/drawing/2016/ink" xmlns:am3d="http://schemas.microsoft.com/office/drawing/2017/model3d" xmlns:o="urn:schemas-microsoft-com:office:office" xmlns:oel="http://schemas.microsoft.com/office/2019/extlst" xmlns:r="http://schemas.openxmlformats.org/officeDocument/2006/relationships" xmlns:m="http://schemas.openxmlformats.org/officeDocument/2006/math" xmlns:v="urn:schemas-microsoft-com:vml" xmlns:wp14="http://schemas.microsoft.com/office/word/2010/wordprocessingDrawing" xmlns:wp="http://schemas.openxmlformats.org/drawingml/2006/wordprocessingDrawing" xmlns:w10="urn:schemas-microsoft-com:office:word" xmlns:w="http://schemas.openxmlformats.org/wordprocessingml/2006/main" xmlns:w14="http://schemas.microsoft.com/office/word/2010/wordml" xmlns:w15="http://schemas.microsoft.com/office/word/2012/wordml" xmlns:w16cex="http://schemas.microsoft.com/office/word/2018/wordml/cex" xmlns:w16cid="http://schemas.microsoft.com/office/word/2016/wordml/cid" xmlns:w16="http://schemas.microsoft.com/office/word/2018/wordml" xmlns:w16sdtdh="http://schemas.microsoft.com/office/word/2020/wordml/sdtdatahash" xmlns:w16se="http://schemas.microsoft.com/office/word/2015/wordml/symex" xmlns:wpg="http://schemas.microsoft.com/office/word/2010/wordprocessingGroup" xmlns:wpi="http://schemas.microsoft.com/office/word/2010/wordprocessingInk" xmlns:wne="http://schemas.microsoft.com/office/word/2006/wordml" xmlns:wps="http://schemas.microsoft.com/office/word/2010/wordprocessingShape" mc:Ignorable="w14 w15 w16se w16cid w16 w16cex w16sdtdh wp14">
+<w:endnotes xmlns:wpc="http://schemas.microsoft.com/office/word/2010/wordprocessingCanvas" xmlns:cx="http://schemas.microsoft.com/office/drawing/2014/chartex" xmlns:cx1="http://schemas.microsoft.com/office/drawing/2015/9/8/chartex" xmlns:cx2="http://schemas.microsoft.com/office/drawing/2015/10/21/chartex" xmlns:cx3="http://schemas.microsoft.com/office/drawing/2016/5/9/chartex" xmlns:cx4="http://schemas.microsoft.com/office/drawing/2016/5/10/chartex" xmlns:cx5="http://schemas.microsoft.com/office/drawing/2016/5/11/chartex" xmlns:cx6="http://schemas.microsoft.com/office/drawing/2016/5/12/chartex" xmlns:cx7="http://schemas.microsoft.com/office/drawing/2016/5/13/chartex" xmlns:cx8="http://schemas.microsoft.com/office/drawing/2016/5/14/chartex" xmlns:mc="http://schemas.openxmlformats.org/markup-compatibility/2006" xmlns:aink="http://schemas.microsoft.com/office/drawing/2016/ink" xmlns:am3d="http://schemas.microsoft.com/office/drawing/2017/model3d" xmlns:o="urn:schemas-microsoft-com:office:office" xmlns:oel="http://schemas.microsoft.com/office/2019/extlst" xmlns:r="http://schemas.openxmlformats.org/officeDocument/2006/relationships" xmlns:m="http://schemas.openxmlformats.org/officeDocument/2006/math" xmlns:v="urn:schemas-microsoft-com:vml" xmlns:wp14="http://schemas.microsoft.com/office/word/2010/wordprocessingDrawing" xmlns:wp="http://schemas.openxmlformats.org/drawingml/2006/wordprocessingDrawing" xmlns:w10="urn:schemas-microsoft-com:office:word" xmlns:w="http://schemas.openxmlformats.org/wordprocessingml/2006/main" xmlns:w14="http://schemas.microsoft.com/office/word/2010/wordml" xmlns:w15="http://schemas.microsoft.com/office/word/2012/wordml" xmlns:w16cex="http://schemas.microsoft.com/office/word/2018/wordml/cex" xmlns:w16cid="http://schemas.microsoft.com/office/word/2016/wordml/cid" xmlns:w16="http://schemas.microsoft.com/office/word/2018/wordml" xmlns:w16du="http://schemas.microsoft.com/office/word/2023/wordml/word16du" xmlns:w16sdtdh="http://schemas.microsoft.com/office/word/2020/wordml/sdtdatahash" xmlns:w16sdtfl="http://schemas.microsoft.com/office/word/2024/wordml/sdtformatlock" xmlns:w16se="http://schemas.microsoft.com/office/word/2015/wordml/symex" xmlns:wpg="http://schemas.microsoft.com/office/word/2010/wordprocessingGroup" xmlns:wpi="http://schemas.microsoft.com/office/word/2010/wordprocessingInk" xmlns:wne="http://schemas.microsoft.com/office/word/2006/wordml" xmlns:wps="http://schemas.microsoft.com/office/word/2010/wordprocessingShape" mc:Ignorable="w14 w15 w16se w16cid w16 w16cex w16sdtdh w16sdtfl w16du wp14">
   <w:endnote w:type="separator" w:id="-1">
     <w:p>
       <w:pPr>
@@ -9468,7 +8937,7 @@
 </file>
 
 <file path=word/footer1.xml><?xml version="1.0" encoding="utf-8"?>
-<w:ftr xmlns:wpc="http://schemas.microsoft.com/office/word/2010/wordprocessingCanvas" xmlns:cx="http://schemas.microsoft.com/office/drawing/2014/chartex" xmlns:cx1="http://schemas.microsoft.com/office/drawing/2015/9/8/chartex" xmlns:cx2="http://schemas.microsoft.com/office/drawing/2015/10/21/chartex" xmlns:cx3="http://schemas.microsoft.com/office/drawing/2016/5/9/chartex" xmlns:cx4="http://schemas.microsoft.com/office/drawing/2016/5/10/chartex" xmlns:cx5="http://schemas.microsoft.com/office/drawing/2016/5/11/chartex" xmlns:cx6="http://schemas.microsoft.com/office/drawing/2016/5/12/chartex" xmlns:cx7="http://schemas.microsoft.com/office/drawing/2016/5/13/chartex" xmlns:cx8="http://schemas.microsoft.com/office/drawing/2016/5/14/chartex" xmlns:mc="http://schemas.openxmlformats.org/markup-compatibility/2006" xmlns:aink="http://schemas.microsoft.com/office/drawing/2016/ink" xmlns:am3d="http://schemas.microsoft.com/office/drawing/2017/model3d" xmlns:o="urn:schemas-microsoft-com:office:office" xmlns:oel="http://schemas.microsoft.com/office/2019/extlst" xmlns:r="http://schemas.openxmlformats.org/officeDocument/2006/relationships" xmlns:m="http://schemas.openxmlformats.org/officeDocument/2006/math" xmlns:v="urn:schemas-microsoft-com:vml" xmlns:wp14="http://schemas.microsoft.com/office/word/2010/wordprocessingDrawing" xmlns:wp="http://schemas.openxmlformats.org/drawingml/2006/wordprocessingDrawing" xmlns:w10="urn:schemas-microsoft-com:office:word" xmlns:w="http://schemas.openxmlformats.org/wordprocessingml/2006/main" xmlns:w14="http://schemas.microsoft.com/office/word/2010/wordml" xmlns:w15="http://schemas.microsoft.com/office/word/2012/wordml" xmlns:w16cex="http://schemas.microsoft.com/office/word/2018/wordml/cex" xmlns:w16cid="http://schemas.microsoft.com/office/word/2016/wordml/cid" xmlns:w16="http://schemas.microsoft.com/office/word/2018/wordml" xmlns:w16sdtdh="http://schemas.microsoft.com/office/word/2020/wordml/sdtdatahash" xmlns:w16se="http://schemas.microsoft.com/office/word/2015/wordml/symex" xmlns:wpg="http://schemas.microsoft.com/office/word/2010/wordprocessingGroup" xmlns:wpi="http://schemas.microsoft.com/office/word/2010/wordprocessingInk" xmlns:wne="http://schemas.microsoft.com/office/word/2006/wordml" xmlns:wps="http://schemas.microsoft.com/office/word/2010/wordprocessingShape" mc:Ignorable="w14 w15 w16se w16cid w16 w16cex w16sdtdh wp14">
+<w:ftr xmlns:wpc="http://schemas.microsoft.com/office/word/2010/wordprocessingCanvas" xmlns:cx="http://schemas.microsoft.com/office/drawing/2014/chartex" xmlns:cx1="http://schemas.microsoft.com/office/drawing/2015/9/8/chartex" xmlns:cx2="http://schemas.microsoft.com/office/drawing/2015/10/21/chartex" xmlns:cx3="http://schemas.microsoft.com/office/drawing/2016/5/9/chartex" xmlns:cx4="http://schemas.microsoft.com/office/drawing/2016/5/10/chartex" xmlns:cx5="http://schemas.microsoft.com/office/drawing/2016/5/11/chartex" xmlns:cx6="http://schemas.microsoft.com/office/drawing/2016/5/12/chartex" xmlns:cx7="http://schemas.microsoft.com/office/drawing/2016/5/13/chartex" xmlns:cx8="http://schemas.microsoft.com/office/drawing/2016/5/14/chartex" xmlns:mc="http://schemas.openxmlformats.org/markup-compatibility/2006" xmlns:aink="http://schemas.microsoft.com/office/drawing/2016/ink" xmlns:am3d="http://schemas.microsoft.com/office/drawing/2017/model3d" xmlns:o="urn:schemas-microsoft-com:office:office" xmlns:oel="http://schemas.microsoft.com/office/2019/extlst" xmlns:r="http://schemas.openxmlformats.org/officeDocument/2006/relationships" xmlns:m="http://schemas.openxmlformats.org/officeDocument/2006/math" xmlns:v="urn:schemas-microsoft-com:vml" xmlns:wp14="http://schemas.microsoft.com/office/word/2010/wordprocessingDrawing" xmlns:wp="http://schemas.openxmlformats.org/drawingml/2006/wordprocessingDrawing" xmlns:w10="urn:schemas-microsoft-com:office:word" xmlns:w="http://schemas.openxmlformats.org/wordprocessingml/2006/main" xmlns:w14="http://schemas.microsoft.com/office/word/2010/wordml" xmlns:w15="http://schemas.microsoft.com/office/word/2012/wordml" xmlns:w16cex="http://schemas.microsoft.com/office/word/2018/wordml/cex" xmlns:w16cid="http://schemas.microsoft.com/office/word/2016/wordml/cid" xmlns:w16="http://schemas.microsoft.com/office/word/2018/wordml" xmlns:w16du="http://schemas.microsoft.com/office/word/2023/wordml/word16du" xmlns:w16sdtdh="http://schemas.microsoft.com/office/word/2020/wordml/sdtdatahash" xmlns:w16sdtfl="http://schemas.microsoft.com/office/word/2024/wordml/sdtformatlock" xmlns:w16se="http://schemas.microsoft.com/office/word/2015/wordml/symex" xmlns:wpg="http://schemas.microsoft.com/office/word/2010/wordprocessingGroup" xmlns:wpi="http://schemas.microsoft.com/office/word/2010/wordprocessingInk" xmlns:wne="http://schemas.microsoft.com/office/word/2006/wordml" xmlns:wps="http://schemas.microsoft.com/office/word/2010/wordprocessingShape" mc:Ignorable="w14 w15 w16se w16cid w16 w16cex w16sdtdh w16sdtfl w16du wp14">
   <w:p>
     <w:pPr>
       <w:pStyle w:val="Footer"/>
@@ -9508,7 +8977,7 @@
 </file>
 
 <file path=word/footnotes.xml><?xml version="1.0" encoding="utf-8"?>
-<w:footnotes xmlns:wpc="http://schemas.microsoft.com/office/word/2010/wordprocessingCanvas" xmlns:cx="http://schemas.microsoft.com/office/drawing/2014/chartex" xmlns:cx1="http://schemas.microsoft.com/office/drawing/2015/9/8/chartex" xmlns:cx2="http://schemas.microsoft.com/office/drawing/2015/10/21/chartex" xmlns:cx3="http://schemas.microsoft.com/office/drawing/2016/5/9/chartex" xmlns:cx4="http://schemas.microsoft.com/office/drawing/2016/5/10/chartex" xmlns:cx5="http://schemas.microsoft.com/office/drawing/2016/5/11/chartex" xmlns:cx6="http://schemas.microsoft.com/office/drawing/2016/5/12/chartex" xmlns:cx7="http://schemas.microsoft.com/office/drawing/2016/5/13/chartex" xmlns:cx8="http://schemas.microsoft.com/office/drawing/2016/5/14/chartex" xmlns:mc="http://schemas.openxmlformats.org/markup-compatibility/2006" xmlns:aink="http://schemas.microsoft.com/office/drawing/2016/ink" xmlns:am3d="http://schemas.microsoft.com/office/drawing/2017/model3d" xmlns:o="urn:schemas-microsoft-com:office:office" xmlns:oel="http://schemas.microsoft.com/office/2019/extlst" xmlns:r="http://schemas.openxmlformats.org/officeDocument/2006/relationships" xmlns:m="http://schemas.openxmlformats.org/officeDocument/2006/math" xmlns:v="urn:schemas-microsoft-com:vml" xmlns:wp14="http://schemas.microsoft.com/office/word/2010/wordprocessingDrawing" xmlns:wp="http://schemas.openxmlformats.org/drawingml/2006/wordprocessingDrawing" xmlns:w10="urn:schemas-microsoft-com:office:word" xmlns:w="http://schemas.openxmlformats.org/wordprocessingml/2006/main" xmlns:w14="http://schemas.microsoft.com/office/word/2010/wordml" xmlns:w15="http://schemas.microsoft.com/office/word/2012/wordml" xmlns:w16cex="http://schemas.microsoft.com/office/word/2018/wordml/cex" xmlns:w16cid="http://schemas.microsoft.com/office/word/2016/wordml/cid" xmlns:w16="http://schemas.microsoft.com/office/word/2018/wordml" xmlns:w16sdtdh="http://schemas.microsoft.com/office/word/2020/wordml/sdtdatahash" xmlns:w16se="http://schemas.microsoft.com/office/word/2015/wordml/symex" xmlns:wpg="http://schemas.microsoft.com/office/word/2010/wordprocessingGroup" xmlns:wpi="http://schemas.microsoft.com/office/word/2010/wordprocessingInk" xmlns:wne="http://schemas.microsoft.com/office/word/2006/wordml" xmlns:wps="http://schemas.microsoft.com/office/word/2010/wordprocessingShape" mc:Ignorable="w14 w15 w16se w16cid w16 w16cex w16sdtdh wp14">
+<w:footnotes xmlns:wpc="http://schemas.microsoft.com/office/word/2010/wordprocessingCanvas" xmlns:cx="http://schemas.microsoft.com/office/drawing/2014/chartex" xmlns:cx1="http://schemas.microsoft.com/office/drawing/2015/9/8/chartex" xmlns:cx2="http://schemas.microsoft.com/office/drawing/2015/10/21/chartex" xmlns:cx3="http://schemas.microsoft.com/office/drawing/2016/5/9/chartex" xmlns:cx4="http://schemas.microsoft.com/office/drawing/2016/5/10/chartex" xmlns:cx5="http://schemas.microsoft.com/office/drawing/2016/5/11/chartex" xmlns:cx6="http://schemas.microsoft.com/office/drawing/2016/5/12/chartex" xmlns:cx7="http://schemas.microsoft.com/office/drawing/2016/5/13/chartex" xmlns:cx8="http://schemas.microsoft.com/office/drawing/2016/5/14/chartex" xmlns:mc="http://schemas.openxmlformats.org/markup-compatibility/2006" xmlns:aink="http://schemas.microsoft.com/office/drawing/2016/ink" xmlns:am3d="http://schemas.microsoft.com/office/drawing/2017/model3d" xmlns:o="urn:schemas-microsoft-com:office:office" xmlns:oel="http://schemas.microsoft.com/office/2019/extlst" xmlns:r="http://schemas.openxmlformats.org/officeDocument/2006/relationships" xmlns:m="http://schemas.openxmlformats.org/officeDocument/2006/math" xmlns:v="urn:schemas-microsoft-com:vml" xmlns:wp14="http://schemas.microsoft.com/office/word/2010/wordprocessingDrawing" xmlns:wp="http://schemas.openxmlformats.org/drawingml/2006/wordprocessingDrawing" xmlns:w10="urn:schemas-microsoft-com:office:word" xmlns:w="http://schemas.openxmlformats.org/wordprocessingml/2006/main" xmlns:w14="http://schemas.microsoft.com/office/word/2010/wordml" xmlns:w15="http://schemas.microsoft.com/office/word/2012/wordml" xmlns:w16cex="http://schemas.microsoft.com/office/word/2018/wordml/cex" xmlns:w16cid="http://schemas.microsoft.com/office/word/2016/wordml/cid" xmlns:w16="http://schemas.microsoft.com/office/word/2018/wordml" xmlns:w16du="http://schemas.microsoft.com/office/word/2023/wordml/word16du" xmlns:w16sdtdh="http://schemas.microsoft.com/office/word/2020/wordml/sdtdatahash" xmlns:w16sdtfl="http://schemas.microsoft.com/office/word/2024/wordml/sdtformatlock" xmlns:w16se="http://schemas.microsoft.com/office/word/2015/wordml/symex" xmlns:wpg="http://schemas.microsoft.com/office/word/2010/wordprocessingGroup" xmlns:wpi="http://schemas.microsoft.com/office/word/2010/wordprocessingInk" xmlns:wne="http://schemas.microsoft.com/office/word/2006/wordml" xmlns:wps="http://schemas.microsoft.com/office/word/2010/wordprocessingShape" mc:Ignorable="w14 w15 w16se w16cid w16 w16cex w16sdtdh w16sdtfl w16du wp14">
   <w:footnote w:type="separator" w:id="-1">
     <w:p>
       <w:pPr>
@@ -9533,7 +9002,7 @@
 </file>
 
 <file path=word/header1.xml><?xml version="1.0" encoding="utf-8"?>
-<w:hdr xmlns:wpc="http://schemas.microsoft.com/office/word/2010/wordprocessingCanvas" xmlns:cx="http://schemas.microsoft.com/office/drawing/2014/chartex" xmlns:cx1="http://schemas.microsoft.com/office/drawing/2015/9/8/chartex" xmlns:cx2="http://schemas.microsoft.com/office/drawing/2015/10/21/chartex" xmlns:cx3="http://schemas.microsoft.com/office/drawing/2016/5/9/chartex" xmlns:cx4="http://schemas.microsoft.com/office/drawing/2016/5/10/chartex" xmlns:cx5="http://schemas.microsoft.com/office/drawing/2016/5/11/chartex" xmlns:cx6="http://schemas.microsoft.com/office/drawing/2016/5/12/chartex" xmlns:cx7="http://schemas.microsoft.com/office/drawing/2016/5/13/chartex" xmlns:cx8="http://schemas.microsoft.com/office/drawing/2016/5/14/chartex" xmlns:mc="http://schemas.openxmlformats.org/markup-compatibility/2006" xmlns:aink="http://schemas.microsoft.com/office/drawing/2016/ink" xmlns:am3d="http://schemas.microsoft.com/office/drawing/2017/model3d" xmlns:o="urn:schemas-microsoft-com:office:office" xmlns:oel="http://schemas.microsoft.com/office/2019/extlst" xmlns:r="http://schemas.openxmlformats.org/officeDocument/2006/relationships" xmlns:m="http://schemas.openxmlformats.org/officeDocument/2006/math" xmlns:v="urn:schemas-microsoft-com:vml" xmlns:wp14="http://schemas.microsoft.com/office/word/2010/wordprocessingDrawing" xmlns:wp="http://schemas.openxmlformats.org/drawingml/2006/wordprocessingDrawing" xmlns:w10="urn:schemas-microsoft-com:office:word" xmlns:w="http://schemas.openxmlformats.org/wordprocessingml/2006/main" xmlns:w14="http://schemas.microsoft.com/office/word/2010/wordml" xmlns:w15="http://schemas.microsoft.com/office/word/2012/wordml" xmlns:w16cex="http://schemas.microsoft.com/office/word/2018/wordml/cex" xmlns:w16cid="http://schemas.microsoft.com/office/word/2016/wordml/cid" xmlns:w16="http://schemas.microsoft.com/office/word/2018/wordml" xmlns:w16sdtdh="http://schemas.microsoft.com/office/word/2020/wordml/sdtdatahash" xmlns:w16se="http://schemas.microsoft.com/office/word/2015/wordml/symex" xmlns:wpg="http://schemas.microsoft.com/office/word/2010/wordprocessingGroup" xmlns:wpi="http://schemas.microsoft.com/office/word/2010/wordprocessingInk" xmlns:wne="http://schemas.microsoft.com/office/word/2006/wordml" xmlns:wps="http://schemas.microsoft.com/office/word/2010/wordprocessingShape" mc:Ignorable="w14 w15 w16se w16cid w16 w16cex w16sdtdh wp14">
+<w:hdr xmlns:wpc="http://schemas.microsoft.com/office/word/2010/wordprocessingCanvas" xmlns:cx="http://schemas.microsoft.com/office/drawing/2014/chartex" xmlns:cx1="http://schemas.microsoft.com/office/drawing/2015/9/8/chartex" xmlns:cx2="http://schemas.microsoft.com/office/drawing/2015/10/21/chartex" xmlns:cx3="http://schemas.microsoft.com/office/drawing/2016/5/9/chartex" xmlns:cx4="http://schemas.microsoft.com/office/drawing/2016/5/10/chartex" xmlns:cx5="http://schemas.microsoft.com/office/drawing/2016/5/11/chartex" xmlns:cx6="http://schemas.microsoft.com/office/drawing/2016/5/12/chartex" xmlns:cx7="http://schemas.microsoft.com/office/drawing/2016/5/13/chartex" xmlns:cx8="http://schemas.microsoft.com/office/drawing/2016/5/14/chartex" xmlns:mc="http://schemas.openxmlformats.org/markup-compatibility/2006" xmlns:aink="http://schemas.microsoft.com/office/drawing/2016/ink" xmlns:am3d="http://schemas.microsoft.com/office/drawing/2017/model3d" xmlns:o="urn:schemas-microsoft-com:office:office" xmlns:oel="http://schemas.microsoft.com/office/2019/extlst" xmlns:r="http://schemas.openxmlformats.org/officeDocument/2006/relationships" xmlns:m="http://schemas.openxmlformats.org/officeDocument/2006/math" xmlns:v="urn:schemas-microsoft-com:vml" xmlns:wp14="http://schemas.microsoft.com/office/word/2010/wordprocessingDrawing" xmlns:wp="http://schemas.openxmlformats.org/drawingml/2006/wordprocessingDrawing" xmlns:w10="urn:schemas-microsoft-com:office:word" xmlns:w="http://schemas.openxmlformats.org/wordprocessingml/2006/main" xmlns:w14="http://schemas.microsoft.com/office/word/2010/wordml" xmlns:w15="http://schemas.microsoft.com/office/word/2012/wordml" xmlns:w16cex="http://schemas.microsoft.com/office/word/2018/wordml/cex" xmlns:w16cid="http://schemas.microsoft.com/office/word/2016/wordml/cid" xmlns:w16="http://schemas.microsoft.com/office/word/2018/wordml" xmlns:w16du="http://schemas.microsoft.com/office/word/2023/wordml/word16du" xmlns:w16sdtdh="http://schemas.microsoft.com/office/word/2020/wordml/sdtdatahash" xmlns:w16sdtfl="http://schemas.microsoft.com/office/word/2024/wordml/sdtformatlock" xmlns:w16se="http://schemas.microsoft.com/office/word/2015/wordml/symex" xmlns:wpg="http://schemas.microsoft.com/office/word/2010/wordprocessingGroup" xmlns:wpi="http://schemas.microsoft.com/office/word/2010/wordprocessingInk" xmlns:wne="http://schemas.microsoft.com/office/word/2006/wordml" xmlns:wps="http://schemas.microsoft.com/office/word/2010/wordprocessingShape" mc:Ignorable="w14 w15 w16se w16cid w16 w16cex w16sdtdh w16sdtfl w16du wp14">
   <w:p>
     <w:pPr>
       <w:pStyle w:val="Header"/>
@@ -9575,7 +9044,7 @@
       <w:rPr>
         <w:noProof/>
       </w:rPr>
-      <w:t>March 1, 2023</w:t>
+      <w:t>May 13, 2026</w:t>
     </w:r>
     <w:r>
       <w:fldChar w:fldCharType="end"/>
@@ -9585,7 +9054,7 @@
 </file>
 
 <file path=word/numbering.xml><?xml version="1.0" encoding="utf-8"?>
-<w:numbering xmlns:wpc="http://schemas.microsoft.com/office/word/2010/wordprocessingCanvas" xmlns:cx="http://schemas.microsoft.com/office/drawing/2014/chartex" xmlns:cx1="http://schemas.microsoft.com/office/drawing/2015/9/8/chartex" xmlns:cx2="http://schemas.microsoft.com/office/drawing/2015/10/21/chartex" xmlns:cx3="http://schemas.microsoft.com/office/drawing/2016/5/9/chartex" xmlns:cx4="http://schemas.microsoft.com/office/drawing/2016/5/10/chartex" xmlns:cx5="http://schemas.microsoft.com/office/drawing/2016/5/11/chartex" xmlns:cx6="http://schemas.microsoft.com/office/drawing/2016/5/12/chartex" xmlns:cx7="http://schemas.microsoft.com/office/drawing/2016/5/13/chartex" xmlns:cx8="http://schemas.microsoft.com/office/drawing/2016/5/14/chartex" xmlns:mc="http://schemas.openxmlformats.org/markup-compatibility/2006" xmlns:aink="http://schemas.microsoft.com/office/drawing/2016/ink" xmlns:am3d="http://schemas.microsoft.com/office/drawing/2017/model3d" xmlns:o="urn:schemas-microsoft-com:office:office" xmlns:oel="http://schemas.microsoft.com/office/2019/extlst" xmlns:r="http://schemas.openxmlformats.org/officeDocument/2006/relationships" xmlns:m="http://schemas.openxmlformats.org/officeDocument/2006/math" xmlns:v="urn:schemas-microsoft-com:vml" xmlns:wp14="http://schemas.microsoft.com/office/word/2010/wordprocessingDrawing" xmlns:wp="http://schemas.openxmlformats.org/drawingml/2006/wordprocessingDrawing" xmlns:w10="urn:schemas-microsoft-com:office:word" xmlns:w="http://schemas.openxmlformats.org/wordprocessingml/2006/main" xmlns:w14="http://schemas.microsoft.com/office/word/2010/wordml" xmlns:w15="http://schemas.microsoft.com/office/word/2012/wordml" xmlns:w16cex="http://schemas.microsoft.com/office/word/2018/wordml/cex" xmlns:w16cid="http://schemas.microsoft.com/office/word/2016/wordml/cid" xmlns:w16="http://schemas.microsoft.com/office/word/2018/wordml" xmlns:w16sdtdh="http://schemas.microsoft.com/office/word/2020/wordml/sdtdatahash" xmlns:w16se="http://schemas.microsoft.com/office/word/2015/wordml/symex" xmlns:wpg="http://schemas.microsoft.com/office/word/2010/wordprocessingGroup" xmlns:wpi="http://schemas.microsoft.com/office/word/2010/wordprocessingInk" xmlns:wne="http://schemas.microsoft.com/office/word/2006/wordml" xmlns:wps="http://schemas.microsoft.com/office/word/2010/wordprocessingShape" mc:Ignorable="w14 w15 w16se w16cid w16 w16cex w16sdtdh wp14">
+<w:numbering xmlns:wpc="http://schemas.microsoft.com/office/word/2010/wordprocessingCanvas" xmlns:cx="http://schemas.microsoft.com/office/drawing/2014/chartex" xmlns:cx1="http://schemas.microsoft.com/office/drawing/2015/9/8/chartex" xmlns:cx2="http://schemas.microsoft.com/office/drawing/2015/10/21/chartex" xmlns:cx3="http://schemas.microsoft.com/office/drawing/2016/5/9/chartex" xmlns:cx4="http://schemas.microsoft.com/office/drawing/2016/5/10/chartex" xmlns:cx5="http://schemas.microsoft.com/office/drawing/2016/5/11/chartex" xmlns:cx6="http://schemas.microsoft.com/office/drawing/2016/5/12/chartex" xmlns:cx7="http://schemas.microsoft.com/office/drawing/2016/5/13/chartex" xmlns:cx8="http://schemas.microsoft.com/office/drawing/2016/5/14/chartex" xmlns:mc="http://schemas.openxmlformats.org/markup-compatibility/2006" xmlns:aink="http://schemas.microsoft.com/office/drawing/2016/ink" xmlns:am3d="http://schemas.microsoft.com/office/drawing/2017/model3d" xmlns:o="urn:schemas-microsoft-com:office:office" xmlns:oel="http://schemas.microsoft.com/office/2019/extlst" xmlns:r="http://schemas.openxmlformats.org/officeDocument/2006/relationships" xmlns:m="http://schemas.openxmlformats.org/officeDocument/2006/math" xmlns:v="urn:schemas-microsoft-com:vml" xmlns:wp14="http://schemas.microsoft.com/office/word/2010/wordprocessingDrawing" xmlns:wp="http://schemas.openxmlformats.org/drawingml/2006/wordprocessingDrawing" xmlns:w10="urn:schemas-microsoft-com:office:word" xmlns:w="http://schemas.openxmlformats.org/wordprocessingml/2006/main" xmlns:w14="http://schemas.microsoft.com/office/word/2010/wordml" xmlns:w15="http://schemas.microsoft.com/office/word/2012/wordml" xmlns:w16cex="http://schemas.microsoft.com/office/word/2018/wordml/cex" xmlns:w16cid="http://schemas.microsoft.com/office/word/2016/wordml/cid" xmlns:w16="http://schemas.microsoft.com/office/word/2018/wordml" xmlns:w16du="http://schemas.microsoft.com/office/word/2023/wordml/word16du" xmlns:w16sdtdh="http://schemas.microsoft.com/office/word/2020/wordml/sdtdatahash" xmlns:w16sdtfl="http://schemas.microsoft.com/office/word/2024/wordml/sdtformatlock" xmlns:w16se="http://schemas.microsoft.com/office/word/2015/wordml/symex" xmlns:wpg="http://schemas.microsoft.com/office/word/2010/wordprocessingGroup" xmlns:wpi="http://schemas.microsoft.com/office/word/2010/wordprocessingInk" xmlns:wne="http://schemas.microsoft.com/office/word/2006/wordml" xmlns:wps="http://schemas.microsoft.com/office/word/2010/wordprocessingShape" mc:Ignorable="w14 w15 w16se w16cid w16 w16cex w16sdtdh w16sdtfl w16du wp14">
   <w:abstractNum w:abstractNumId="0" w15:restartNumberingAfterBreak="0">
     <w:nsid w:val="0A4B0FD3"/>
     <w:multiLevelType w:val="hybridMultilevel"/>
@@ -11992,7 +11461,7 @@
 </file>
 
 <file path=word/styles.xml><?xml version="1.0" encoding="utf-8"?>
-<w:styles xmlns:mc="http://schemas.openxmlformats.org/markup-compatibility/2006" xmlns:r="http://schemas.openxmlformats.org/officeDocument/2006/relationships" xmlns:w="http://schemas.openxmlformats.org/wordprocessingml/2006/main" xmlns:w14="http://schemas.microsoft.com/office/word/2010/wordml" xmlns:w15="http://schemas.microsoft.com/office/word/2012/wordml" xmlns:w16cex="http://schemas.microsoft.com/office/word/2018/wordml/cex" xmlns:w16cid="http://schemas.microsoft.com/office/word/2016/wordml/cid" xmlns:w16="http://schemas.microsoft.com/office/word/2018/wordml" xmlns:w16sdtdh="http://schemas.microsoft.com/office/word/2020/wordml/sdtdatahash" xmlns:w16se="http://schemas.microsoft.com/office/word/2015/wordml/symex" mc:Ignorable="w14 w15 w16se w16cid w16 w16cex w16sdtdh">
+<w:styles xmlns:mc="http://schemas.openxmlformats.org/markup-compatibility/2006" xmlns:r="http://schemas.openxmlformats.org/officeDocument/2006/relationships" xmlns:w="http://schemas.openxmlformats.org/wordprocessingml/2006/main" xmlns:w14="http://schemas.microsoft.com/office/word/2010/wordml" xmlns:w15="http://schemas.microsoft.com/office/word/2012/wordml" xmlns:w16cex="http://schemas.microsoft.com/office/word/2018/wordml/cex" xmlns:w16cid="http://schemas.microsoft.com/office/word/2016/wordml/cid" xmlns:w16="http://schemas.microsoft.com/office/word/2018/wordml" xmlns:w16du="http://schemas.microsoft.com/office/word/2023/wordml/word16du" xmlns:w16sdtdh="http://schemas.microsoft.com/office/word/2020/wordml/sdtdatahash" xmlns:w16sdtfl="http://schemas.microsoft.com/office/word/2024/wordml/sdtformatlock" xmlns:w16se="http://schemas.microsoft.com/office/word/2015/wordml/symex" mc:Ignorable="w14 w15 w16se w16cid w16 w16cex w16sdtdh w16sdtfl w16du">
   <w:docDefaults>
     <w:rPrDefault>
       <w:rPr>
@@ -12484,6 +11953,7 @@
   <w:style w:type="character" w:default="1" w:styleId="DefaultParagraphFont">
     <w:name w:val="Default Paragraph Font"/>
     <w:uiPriority w:val="1"/>
+    <w:semiHidden/>
     <w:unhideWhenUsed/>
   </w:style>
   <w:style w:type="table" w:default="1" w:styleId="TableNormal">
